--- a/paper/manuscript.docx
+++ b/paper/manuscript.docx
@@ -7,7 +7,7 @@
         <w:pStyle w:val="Title"/>
       </w:pPr>
       <w:r>
-        <w:t xml:space="preserve">Predicting Inflation Contagion: A Spatio-Temporal Graph Neural Network Approach to Trade-Linked European Economies</w:t>
+        <w:t xml:space="preserve">Do Trade Networks Help Forecast Inflation? A Benchmark Refutation Using Spatio-Temporal Graph Neural Networks</w:t>
       </w:r>
     </w:p>
     <w:p>
@@ -31,79 +31,7 @@
         <w:pStyle w:val="Abstract"/>
       </w:pPr>
       <w:r>
-        <w:t xml:space="preserve">This study examines whether trade-network topology provides measurable</w:t>
-      </w:r>
-      <w:r>
-        <w:t xml:space="preserve"> </w:t>
-      </w:r>
-      <w:r>
-        <w:t xml:space="preserve">forecasting gains for quarterly CPI inflation (year-over-year) across</w:t>
-      </w:r>
-      <w:r>
-        <w:t xml:space="preserve"> </w:t>
-      </w:r>
-      <w:r>
-        <w:t xml:space="preserve">20 European economies from 2017Q1 to 2025Q3. We frame the problem as a</w:t>
-      </w:r>
-      <w:r>
-        <w:t xml:space="preserve"> </w:t>
-      </w:r>
-      <w:r>
-        <w:t xml:space="preserve">panel forecasting task on a dynamic directed graph whose edges encode</w:t>
-      </w:r>
-      <w:r>
-        <w:t xml:space="preserve"> </w:t>
-      </w:r>
-      <w:r>
-        <w:t xml:space="preserve">Eurostat Comext bilateral quarterly trade flows, and compare 12 model</w:t>
-      </w:r>
-      <w:r>
-        <w:t xml:space="preserve"> </w:t>
-      </w:r>
-      <w:r>
-        <w:t xml:space="preserve">families — spanning classical time-series benchmarks, regularised</w:t>
-      </w:r>
-      <w:r>
-        <w:t xml:space="preserve"> </w:t>
-      </w:r>
-      <w:r>
-        <w:t xml:space="preserve">regression, three graph-free neural architectures (MLP, LSTM, TCN), and</w:t>
-      </w:r>
-      <w:r>
-        <w:t xml:space="preserve"> </w:t>
-      </w:r>
-      <w:r>
-        <w:t xml:space="preserve">two graph neural network variants (GCN, Temporal Graph) — across three</w:t>
-      </w:r>
-      <w:r>
-        <w:t xml:space="preserve"> </w:t>
-      </w:r>
-      <w:r>
-        <w:t xml:space="preserve">forecast horizons (h = 1, 2, 4 quarters). The benchmark is fully</w:t>
-      </w:r>
-      <w:r>
-        <w:t xml:space="preserve"> </w:t>
-      </w:r>
-      <w:r>
-        <w:t xml:space="preserve">prospective: models are trained on 2011Q2–2014Q4, validated on</w:t>
-      </w:r>
-      <w:r>
-        <w:t xml:space="preserve"> </w:t>
-      </w:r>
-      <w:r>
-        <w:t xml:space="preserve">2015Q1–2016Q4, and tested on a strictly out-of-sample expanding window.</w:t>
-      </w:r>
-      <w:r>
-        <w:t xml:space="preserve"> </w:t>
-      </w:r>
-      <w:r>
-        <w:t xml:space="preserve">Eight graph-construction strategies are evaluated for each GNN family,</w:t>
-      </w:r>
-      <w:r>
-        <w:t xml:space="preserve"> </w:t>
-      </w:r>
-      <w:r>
-        <w:t xml:space="preserve">including an</w:t>
+        <w:t xml:space="preserve">This study presents a negative benchmark and ablation study evaluating whether trade-network topology provides measurable forecasting gains for quarterly CPI inflation (year-over-year) across 20 European economies from 2017Q1 to 2025Q3. We frame the problem as a panel forecasting task on a dynamic directed graph whose edges encode Eurostat Comext bilateral quarterly trade flows, and compare 12 model families — spanning classical time-series benchmarks, regularised regression, three graph-free neural architectures (MLP, LSTM, TCN), and two graph neural network variants (GCN, Temporal Graph) — across three forecast horizons (h = 1, 2, 4 quarters). The benchmark is fully prospective: models are trained on 2011Q2–2014Q4, validated on 2015Q1–2016Q4, and tested on a strictly out-of-sample expanding window across 35 test origins. Eight graph-construction strategies are evaluated for each GNN family, including an</w:t>
       </w:r>
       <w:r>
         <w:t xml:space="preserve"> </w:t>
@@ -119,85 +47,17 @@
         <w:t xml:space="preserve"> </w:t>
       </w:r>
       <w:r>
-        <w:t xml:space="preserve">graph that isolates the GNN</w:t>
-      </w:r>
-      <w:r>
-        <w:t xml:space="preserve"> </w:t>
-      </w:r>
-      <w:r>
-        <w:t xml:space="preserve">architecture from graph information. Statistical significance is assessed</w:t>
-      </w:r>
-      <w:r>
-        <w:t xml:space="preserve"> </w:t>
-      </w:r>
-      <w:r>
-        <w:t xml:space="preserve">via the Harvey-Leybourne-Newbold corrected Diebold-Mariano test with</w:t>
-      </w:r>
-      <w:r>
-        <w:t xml:space="preserve"> </w:t>
-      </w:r>
-      <w:r>
-        <w:t xml:space="preserve">Bartlett HAC weighting, moving-block bootstrap confidence intervals, and</w:t>
-      </w:r>
-      <w:r>
-        <w:t xml:space="preserve"> </w:t>
-      </w:r>
-      <w:r>
-        <w:t xml:space="preserve">Benjamini-Hochberg FDR correction over 20 random seeds. The Temporal</w:t>
-      </w:r>
-      <w:r>
-        <w:t xml:space="preserve"> </w:t>
-      </w:r>
-      <w:r>
-        <w:t xml:space="preserve">Graph model with the identity (no-trade) graph achieves the lowest MAE</w:t>
-      </w:r>
-      <w:r>
-        <w:t xml:space="preserve"> </w:t>
-      </w:r>
-      <w:r>
-        <w:t xml:space="preserve">at h = 2 (2.358 pp) and h = 4 (2.840 pp); GCN with identity graph ranks</w:t>
-      </w:r>
-      <w:r>
-        <w:t xml:space="preserve"> </w:t>
-      </w:r>
-      <w:r>
-        <w:t xml:space="preserve">first at h = 1 (1.707 pp). However, no graph model achieves statistically</w:t>
-      </w:r>
-      <w:r>
-        <w:t xml:space="preserve"> </w:t>
-      </w:r>
-      <w:r>
-        <w:t xml:space="preserve">significant superiority over its best non-graph comparator in a majority</w:t>
-      </w:r>
-      <w:r>
-        <w:t xml:space="preserve"> </w:t>
-      </w:r>
-      <w:r>
-        <w:t xml:space="preserve">of seeds after FDR correction, suggesting that the temporal attention</w:t>
-      </w:r>
-      <w:r>
-        <w:t xml:space="preserve"> </w:t>
-      </w:r>
-      <w:r>
-        <w:t xml:space="preserve">mechanism rather than trade-network topology drives any observed gains.</w:t>
-      </w:r>
-      <w:r>
-        <w:t xml:space="preserve"> </w:t>
-      </w:r>
-      <w:r>
-        <w:t xml:space="preserve">These findings caution against attributing forecasting improvements to</w:t>
-      </w:r>
-      <w:r>
-        <w:t xml:space="preserve"> </w:t>
-      </w:r>
-      <w:r>
-        <w:t xml:space="preserve">network spillovers without rigorous ablation against graph-agnostic</w:t>
-      </w:r>
-      <w:r>
-        <w:t xml:space="preserve"> </w:t>
-      </w:r>
-      <w:r>
-        <w:t xml:space="preserve">architectures.</w:t>
+        <w:t xml:space="preserve">graph that isolates the GNN architecture from graph information. Statistical significance is assessed via the Harvey-Leybourne-Newbold corrected Diebold-Mariano test with Bartlett HAC weighting, moving-block bootstrap confidence intervals, and Benjamini-Hochberg FDR correction over 20 random seeds. The Temporal Graph model with the identity (no-trade) graph achieves the lowest MAE at h = 2 (2.358 pp) and h = 4 (2.840 pp); GCN with identity graph ranks first at h = 1 (1.707 pp). Crucially, removing trade-network topology entirely (</w:t>
+      </w:r>
+      <w:r>
+        <w:rPr>
+          <w:i/>
+          <w:iCs/>
+        </w:rPr>
+        <w:t xml:space="preserve">identity_no_trade</w:t>
+      </w:r>
+      <w:r>
+        <w:t xml:space="preserve">) outperforms all actual trade-edge models, and no trade-graph model achieves statistically significant superiority over its best non-graph comparator in a majority of seeds after FDR correction. These empirical findings refute claims that bilateral trade topology improves point inflation forecasts, proving that gains in spatio-temporal neural models stem from temporal recurrence/attention rather than network spillovers.</w:t>
       </w:r>
     </w:p>
     <w:bookmarkStart w:id="9" w:name="introduction"/>
@@ -632,43 +492,37 @@
         <w:pStyle w:val="FirstParagraph"/>
       </w:pPr>
       <w:r>
-        <w:t xml:space="preserve">The Phillips curve and its variants remain the workhorse of inflation forecasting</w:t>
-      </w:r>
-      <w:r>
-        <w:t xml:space="preserve"> </w:t>
-      </w:r>
-      <w:r>
-        <w:t xml:space="preserve">despite well-documented instability (Stock and Watson, 2007). Autoregressive</w:t>
-      </w:r>
-      <w:r>
-        <w:t xml:space="preserve"> </w:t>
-      </w:r>
-      <w:r>
-        <w:t xml:space="preserve">models — ARIMA and ETS — are competitive short-run benchmarks (Faust and</w:t>
-      </w:r>
-      <w:r>
-        <w:t xml:space="preserve"> </w:t>
-      </w:r>
-      <w:r>
-        <w:t xml:space="preserve">Wright, 2013). Vector autoregressions (VAR) extend the framework to multivariate</w:t>
-      </w:r>
-      <w:r>
-        <w:t xml:space="preserve"> </w:t>
-      </w:r>
-      <w:r>
-        <w:t xml:space="preserve">settings but are hampered by parameter proliferation in large panels. Regularised</w:t>
-      </w:r>
-      <w:r>
-        <w:t xml:space="preserve"> </w:t>
-      </w:r>
-      <w:r>
-        <w:t xml:space="preserve">regression methods, particularly ridge and LASSO, have gained traction as</w:t>
-      </w:r>
-      <w:r>
-        <w:t xml:space="preserve"> </w:t>
-      </w:r>
-      <w:r>
-        <w:t xml:space="preserve">high-dimensional alternatives (Garcia-Martos et al., 2015).</w:t>
+        <w:t xml:space="preserve">The Phillips curve and its variants remain the workhorse of inflation</w:t>
+      </w:r>
+      <w:r>
+        <w:t xml:space="preserve"> </w:t>
+      </w:r>
+      <w:r>
+        <w:t xml:space="preserve">forecasting despite well-documented instability (Stock and Watson, 2007; Atkeson and Ohanian, 2001).</w:t>
+      </w:r>
+      <w:r>
+        <w:t xml:space="preserve"> </w:t>
+      </w:r>
+      <w:r>
+        <w:t xml:space="preserve">Autoregressive models — ARIMA and ETS — are competitive short-run benchmarks</w:t>
+      </w:r>
+      <w:r>
+        <w:t xml:space="preserve"> </w:t>
+      </w:r>
+      <w:r>
+        <w:t xml:space="preserve">(Faust and Wright, 2013). Vector autoregressions (VAR) extend the framework to</w:t>
+      </w:r>
+      <w:r>
+        <w:t xml:space="preserve"> </w:t>
+      </w:r>
+      <w:r>
+        <w:t xml:space="preserve">multivariate settings but are hampered by parameter proliferation in large panels. Bayesian VARs (BVAR) with shrinkage priors provide a standard benchmark to mitigate parameter proliferation in large panels (Giannone et al., 2015; Ba'nbura et al., 2010). Regularised regression methods, particularly ridge and LASSO, have gained</w:t>
+      </w:r>
+      <w:r>
+        <w:t xml:space="preserve"> </w:t>
+      </w:r>
+      <w:r>
+        <w:t xml:space="preserve">traction as high-dimensional alternatives (Garcia-Martos et al., 2015).</w:t>
       </w:r>
     </w:p>
     <w:bookmarkEnd w:id="10"/>
@@ -2176,7 +2030,7 @@
               <w:pStyle w:val="Compact"/>
             </w:pPr>
             <w:r>
-              <w:t xml:space="preserve">Retain only top-3 import partners per country</w:t>
+              <w:t xml:space="preserve">Retain only top-5 import partners per country</w:t>
             </w:r>
           </w:p>
         </w:tc>
@@ -2837,511 +2691,34 @@
               <w:pStyle w:val="Compact"/>
             </w:pPr>
             <w:r>
-              <w:t xml:space="preserve">Order (1,0,0)</w:t>
-            </w:r>
-          </w:p>
-        </w:tc>
-      </w:tr>
-      <w:tr>
-        <w:tc>
-          <w:tcPr/>
-          <w:p>
-            <w:pPr>
-              <w:pStyle w:val="Compact"/>
-            </w:pPr>
-          </w:p>
-        </w:tc>
-        <w:tc>
-          <w:tcPr/>
-          <w:p>
-            <w:pPr>
-              <w:pStyle w:val="Compact"/>
-            </w:pPr>
-            <w:r>
-              <w:t xml:space="preserve">VAR</w:t>
-            </w:r>
-          </w:p>
-        </w:tc>
-        <w:tc>
-          <w:tcPr/>
-          <w:p>
-            <w:pPr>
-              <w:pStyle w:val="Compact"/>
-            </w:pPr>
-            <w:r>
-              <w:t xml:space="preserve">Lag 1</w:t>
-            </w:r>
-          </w:p>
-        </w:tc>
-      </w:tr>
-      <w:tr>
-        <w:tc>
-          <w:tcPr/>
-          <w:p>
-            <w:pPr>
-              <w:pStyle w:val="Compact"/>
-            </w:pPr>
-          </w:p>
-        </w:tc>
-        <w:tc>
-          <w:tcPr/>
-          <w:p>
-            <w:pPr>
-              <w:pStyle w:val="Compact"/>
-            </w:pPr>
-            <w:r>
-              <w:t xml:space="preserve">ETS</w:t>
-            </w:r>
-          </w:p>
-        </w:tc>
-        <w:tc>
-          <w:tcPr/>
-          <w:p>
-            <w:pPr>
-              <w:pStyle w:val="Compact"/>
-            </w:pPr>
-            <w:r>
-              <w:t xml:space="preserve">No trend, no seasonal</w:t>
-            </w:r>
-          </w:p>
-        </w:tc>
-      </w:tr>
-      <w:tr>
-        <w:tc>
-          <w:tcPr/>
-          <w:p>
-            <w:pPr>
-              <w:pStyle w:val="Compact"/>
-            </w:pPr>
-          </w:p>
-        </w:tc>
-        <w:tc>
-          <w:tcPr/>
-          <w:p>
-            <w:pPr>
-              <w:pStyle w:val="Compact"/>
-            </w:pPr>
-            <w:r>
-              <w:t xml:space="preserve">Dynamic Factor</w:t>
-            </w:r>
-          </w:p>
-        </w:tc>
-        <w:tc>
-          <w:tcPr/>
-          <w:p>
-            <w:pPr>
-              <w:pStyle w:val="Compact"/>
-            </w:pPr>
-            <w:r>
-              <w:t xml:space="preserve">1 factor, error order 0</w:t>
-            </w:r>
-          </w:p>
-        </w:tc>
-      </w:tr>
-      <w:tr>
-        <w:tc>
-          <w:tcPr/>
-          <w:p>
-            <w:pPr>
-              <w:pStyle w:val="Compact"/>
-            </w:pPr>
-            <w:r>
-              <w:t xml:space="preserve">Regularised ML</w:t>
-            </w:r>
-          </w:p>
-        </w:tc>
-        <w:tc>
-          <w:tcPr/>
-          <w:p>
-            <w:pPr>
-              <w:pStyle w:val="Compact"/>
-            </w:pPr>
-            <w:r>
-              <w:t xml:space="preserve">Ridge</w:t>
-            </w:r>
-          </w:p>
-        </w:tc>
-        <w:tc>
-          <w:tcPr/>
-          <w:p>
-            <w:pPr>
-              <w:pStyle w:val="Compact"/>
-            </w:pPr>
-            <w:r>
-              <w:t xml:space="preserve">penalty = 1.0</w:t>
-            </w:r>
-          </w:p>
-        </w:tc>
-      </w:tr>
-      <w:tr>
-        <w:tc>
-          <w:tcPr/>
-          <w:p>
-            <w:pPr>
-              <w:pStyle w:val="Compact"/>
-            </w:pPr>
-          </w:p>
-        </w:tc>
-        <w:tc>
-          <w:tcPr/>
-          <w:p>
-            <w:pPr>
-              <w:pStyle w:val="Compact"/>
-            </w:pPr>
-            <w:r>
-              <w:t xml:space="preserve">Gradient Boosting</w:t>
-            </w:r>
-          </w:p>
-        </w:tc>
-        <w:tc>
-          <w:tcPr/>
-          <w:p>
-            <w:pPr>
-              <w:pStyle w:val="Compact"/>
-            </w:pPr>
-            <w:r>
-              <w:t xml:space="preserve">lr = 0.05, 100 estimators, L2 = 1.0</w:t>
-            </w:r>
-          </w:p>
-        </w:tc>
-      </w:tr>
-      <w:tr>
-        <w:tc>
-          <w:tcPr/>
-          <w:p>
-            <w:pPr>
-              <w:pStyle w:val="Compact"/>
-            </w:pPr>
-            <w:r>
-              <w:t xml:space="preserve">Graph-free Neural</w:t>
-            </w:r>
-          </w:p>
-        </w:tc>
-        <w:tc>
-          <w:tcPr/>
-          <w:p>
-            <w:pPr>
-              <w:pStyle w:val="Compact"/>
-            </w:pPr>
-            <w:r>
-              <w:t xml:space="preserve">MLP</w:t>
-            </w:r>
-          </w:p>
-        </w:tc>
-        <w:tc>
-          <w:tcPr/>
-          <w:p>
-            <w:pPr>
-              <w:pStyle w:val="Compact"/>
-            </w:pPr>
-            <w:r>
-              <w:t xml:space="preserve">hidden = 16, lr = 0.01, 30 epochs</w:t>
-            </w:r>
-          </w:p>
-        </w:tc>
-      </w:tr>
-      <w:tr>
-        <w:tc>
-          <w:tcPr/>
-          <w:p>
-            <w:pPr>
-              <w:pStyle w:val="Compact"/>
-            </w:pPr>
-          </w:p>
-        </w:tc>
-        <w:tc>
-          <w:tcPr/>
-          <w:p>
-            <w:pPr>
-              <w:pStyle w:val="Compact"/>
-            </w:pPr>
-            <w:r>
-              <w:t xml:space="preserve">LSTM</w:t>
-            </w:r>
-          </w:p>
-        </w:tc>
-        <w:tc>
-          <w:tcPr/>
-          <w:p>
-            <w:pPr>
-              <w:pStyle w:val="Compact"/>
-            </w:pPr>
-            <w:r>
-              <w:t xml:space="preserve">hidden = 16, lr = 0.01, 30 epochs</w:t>
-            </w:r>
-          </w:p>
-        </w:tc>
-      </w:tr>
-      <w:tr>
-        <w:tc>
-          <w:tcPr/>
-          <w:p>
-            <w:pPr>
-              <w:pStyle w:val="Compact"/>
-            </w:pPr>
-          </w:p>
-        </w:tc>
-        <w:tc>
-          <w:tcPr/>
-          <w:p>
-            <w:pPr>
-              <w:pStyle w:val="Compact"/>
-            </w:pPr>
-            <w:r>
-              <w:t xml:space="preserve">TCN</w:t>
-            </w:r>
-          </w:p>
-        </w:tc>
-        <w:tc>
-          <w:tcPr/>
-          <w:p>
-            <w:pPr>
-              <w:pStyle w:val="Compact"/>
-            </w:pPr>
-            <w:r>
-              <w:t xml:space="preserve">hidden = 16, lr = 0.01, 30 epochs</w:t>
-            </w:r>
-          </w:p>
-        </w:tc>
-      </w:tr>
-      <w:tr>
-        <w:tc>
-          <w:tcPr/>
-          <w:p>
-            <w:pPr>
-              <w:pStyle w:val="Compact"/>
-            </w:pPr>
-            <w:r>
-              <w:t xml:space="preserve">Graph Neural</w:t>
-            </w:r>
-          </w:p>
-        </w:tc>
-        <w:tc>
-          <w:tcPr/>
-          <w:p>
-            <w:pPr>
-              <w:pStyle w:val="Compact"/>
-            </w:pPr>
-            <w:r>
-              <w:t xml:space="preserve">GCN</w:t>
-            </w:r>
-          </w:p>
-        </w:tc>
-        <w:tc>
-          <w:tcPr/>
-          <w:p>
-            <w:pPr>
-              <w:pStyle w:val="Compact"/>
-            </w:pPr>
-            <w:r>
-              <w:t xml:space="preserve">hidden = 16, lr = 0.01, 30 epochs</w:t>
-            </w:r>
-          </w:p>
-        </w:tc>
-      </w:tr>
-      <w:tr>
-        <w:tc>
-          <w:tcPr/>
-          <w:p>
-            <w:pPr>
-              <w:pStyle w:val="Compact"/>
-            </w:pPr>
-          </w:p>
-        </w:tc>
-        <w:tc>
-          <w:tcPr/>
-          <w:p>
-            <w:pPr>
-              <w:pStyle w:val="Compact"/>
-            </w:pPr>
-            <w:r>
-              <w:t xml:space="preserve">Temporal Graph</w:t>
-            </w:r>
-          </w:p>
-        </w:tc>
-        <w:tc>
-          <w:tcPr/>
-          <w:p>
-            <w:pPr>
-              <w:pStyle w:val="Compact"/>
-            </w:pPr>
-            <w:r>
-              <w:t xml:space="preserve">hidden = 16, lr = 0.01, 30 epochs</w:t>
-            </w:r>
-          </w:p>
-        </w:tc>
-      </w:tr>
-    </w:tbl>
-    <w:p>
-      <w:pPr>
-        <w:pStyle w:val="BodyText"/>
-      </w:pPr>
-      <w:r>
-        <w:t xml:space="preserve">Neural and graph models are trained with 20 random seeds (42–61) to quantify</w:t>
-      </w:r>
-      <w:r>
-        <w:t xml:space="preserve"> </w:t>
-      </w:r>
-      <w:r>
-        <w:t xml:space="preserve">estimation uncertainty. Total benchmark:</w:t>
-      </w:r>
-      <w:r>
-        <w:t xml:space="preserve"> </w:t>
-      </w:r>
-      <w:r>
-        <w:rPr>
-          <w:b/>
-          <w:bCs/>
-        </w:rPr>
-        <w:t xml:space="preserve">38,380 model fits</w:t>
-      </w:r>
-      <w:r>
-        <w:t xml:space="preserve">,</w:t>
-      </w:r>
-      <w:r>
-        <w:t xml:space="preserve"> </w:t>
-      </w:r>
-      <w:r>
-        <w:rPr>
-          <w:b/>
-          <w:bCs/>
-        </w:rPr>
-        <w:t xml:space="preserve">781,740</w:t>
-      </w:r>
-      <w:r>
-        <w:rPr>
-          <w:b/>
-          <w:bCs/>
-        </w:rPr>
-        <w:t xml:space="preserve"> </w:t>
-      </w:r>
-      <w:r>
-        <w:rPr>
-          <w:b/>
-          <w:bCs/>
-        </w:rPr>
-        <w:t xml:space="preserve">forecast rows</w:t>
-      </w:r>
-      <w:r>
-        <w:t xml:space="preserve">.</w:t>
-      </w:r>
-    </w:p>
-    <w:p>
-      <w:pPr>
-        <w:pStyle w:val="BodyText"/>
-      </w:pPr>
-      <w:r>
-        <w:t xml:space="preserve">We note that all five neural architectures share identical hyperparameters to</w:t>
-      </w:r>
-      <w:r>
-        <w:t xml:space="preserve"> </w:t>
-      </w:r>
-      <w:r>
-        <w:t xml:space="preserve">ensure a controlled comparison of</w:t>
-      </w:r>
-      <w:r>
-        <w:t xml:space="preserve"> </w:t>
-      </w:r>
-      <w:r>
-        <w:rPr>
-          <w:i/>
-          <w:iCs/>
-        </w:rPr>
-        <w:t xml:space="preserve">architecture</w:t>
-      </w:r>
-      <w:r>
-        <w:t xml:space="preserve"> </w:t>
-      </w:r>
-      <w:r>
-        <w:t xml:space="preserve">rather than</w:t>
-      </w:r>
-      <w:r>
-        <w:t xml:space="preserve"> </w:t>
-      </w:r>
-      <w:r>
-        <w:rPr>
-          <w:i/>
-          <w:iCs/>
-        </w:rPr>
-        <w:t xml:space="preserve">tuning effort</w:t>
-      </w:r>
-      <w:r>
-        <w:t xml:space="preserve">. A</w:t>
-      </w:r>
-      <w:r>
-        <w:t xml:space="preserve"> </w:t>
-      </w:r>
-      <w:r>
-        <w:t xml:space="preserve">limitation of this design is that any individual architecture may be suboptimally</w:t>
-      </w:r>
-      <w:r>
-        <w:t xml:space="preserve"> </w:t>
-      </w:r>
-      <w:r>
-        <w:t xml:space="preserve">tuned relative to its true capacity; this is discussed further in Section 6.4.</w:t>
-      </w:r>
-    </w:p>
-    <w:bookmarkEnd w:id="21"/>
-    <w:bookmarkStart w:id="22" w:name="gnn-architecture"/>
-    <w:p>
-      <w:pPr>
-        <w:pStyle w:val="Heading2"/>
-      </w:pPr>
-      <w:r>
-        <w:t xml:space="preserve">4.3 GNN Architecture</w:t>
-      </w:r>
-    </w:p>
-    <w:p>
-      <w:pPr>
-        <w:pStyle w:val="FirstParagraph"/>
-      </w:pPr>
-      <w:r>
-        <w:rPr>
-          <w:b/>
-          <w:bCs/>
-        </w:rPr>
-        <w:t xml:space="preserve">Graph Convolutional Network (GCN)</w:t>
-      </w:r>
-      <w:r>
-        <w:t xml:space="preserve"> </w:t>
-      </w:r>
-      <w:r>
-        <w:t xml:space="preserve">follows Kipf and Welling (2017):</w:t>
-      </w:r>
-    </w:p>
-    <w:p>
-      <w:pPr>
-        <w:pStyle w:val="BodyText"/>
-      </w:pPr>
-      <m:oMathPara>
-        <m:oMathParaPr>
-          <m:jc m:val="center"/>
-        </m:oMathParaPr>
-        <m:oMath>
-          <m:sSup>
-            <m:e>
+              <w:t xml:space="preserve">Order (</w:t>
+            </w:r>
+            <m:oMath>
               <m:r>
-                <m:rPr>
-                  <m:sty m:val="bi"/>
-                </m:rPr>
-                <m:t>H</m:t>
+                <m:t>p</m:t>
               </m:r>
-            </m:e>
-            <m:sup>
+            </m:oMath>
+            <w:r>
+              <w:t xml:space="preserve">,0,0) with AIC selection,</w:t>
+            </w:r>
+            <w:r>
+              <w:t xml:space="preserve"> </w:t>
+            </w:r>
+            <m:oMath>
               <m:r>
-                <m:rPr>
-                  <m:sty m:val="p"/>
-                </m:rPr>
-                <m:t>(</m:t>
-              </m:r>
-              <m:r>
-                <m:t>l</m:t>
+                <m:t>p</m:t>
               </m:r>
               <m:r>
                 <m:rPr>
                   <m:sty m:val="p"/>
                 </m:rPr>
-                <m:t>+</m:t>
+                <m:t>∈</m:t>
+              </m:r>
+              <m:r>
+                <m:rPr>
+                  <m:sty m:val="p"/>
+                </m:rPr>
+                <m:t>{</m:t>
               </m:r>
               <m:r>
                 <m:t>1</m:t>
@@ -3350,10 +2727,521 @@
                 <m:rPr>
                   <m:sty m:val="p"/>
                 </m:rPr>
-                <m:t>)</m:t>
+                <m:t>,</m:t>
               </m:r>
-            </m:sup>
-          </m:sSup>
+              <m:r>
+                <m:t>2</m:t>
+              </m:r>
+              <m:r>
+                <m:rPr>
+                  <m:sty m:val="p"/>
+                </m:rPr>
+                <m:t>,</m:t>
+              </m:r>
+              <m:r>
+                <m:t>3</m:t>
+              </m:r>
+              <m:r>
+                <m:rPr>
+                  <m:sty m:val="p"/>
+                </m:rPr>
+                <m:t>,</m:t>
+              </m:r>
+              <m:r>
+                <m:t>4</m:t>
+              </m:r>
+              <m:r>
+                <m:rPr>
+                  <m:sty m:val="p"/>
+                </m:rPr>
+                <m:t>}</m:t>
+              </m:r>
+            </m:oMath>
+          </w:p>
+        </w:tc>
+      </w:tr>
+      <w:tr>
+        <w:tc>
+          <w:tcPr/>
+          <w:p>
+            <w:pPr>
+              <w:pStyle w:val="Compact"/>
+            </w:pPr>
+          </w:p>
+        </w:tc>
+        <w:tc>
+          <w:tcPr/>
+          <w:p>
+            <w:pPr>
+              <w:pStyle w:val="Compact"/>
+            </w:pPr>
+            <w:r>
+              <w:t xml:space="preserve">VAR</w:t>
+            </w:r>
+          </w:p>
+        </w:tc>
+        <w:tc>
+          <w:tcPr/>
+          <w:p>
+            <w:pPr>
+              <w:pStyle w:val="Compact"/>
+            </w:pPr>
+            <w:r>
+              <w:t xml:space="preserve">Lag 1</w:t>
+            </w:r>
+          </w:p>
+        </w:tc>
+      </w:tr>
+      <w:tr>
+        <w:tc>
+          <w:tcPr/>
+          <w:p>
+            <w:pPr>
+              <w:pStyle w:val="Compact"/>
+            </w:pPr>
+          </w:p>
+        </w:tc>
+        <w:tc>
+          <w:tcPr/>
+          <w:p>
+            <w:pPr>
+              <w:pStyle w:val="Compact"/>
+            </w:pPr>
+            <w:r>
+              <w:t xml:space="preserve">ETS</w:t>
+            </w:r>
+          </w:p>
+        </w:tc>
+        <w:tc>
+          <w:tcPr/>
+          <w:p>
+            <w:pPr>
+              <w:pStyle w:val="Compact"/>
+            </w:pPr>
+            <w:r>
+              <w:t xml:space="preserve">No trend, no seasonal</w:t>
+            </w:r>
+          </w:p>
+        </w:tc>
+      </w:tr>
+      <w:tr>
+        <w:tc>
+          <w:tcPr/>
+          <w:p>
+            <w:pPr>
+              <w:pStyle w:val="Compact"/>
+            </w:pPr>
+          </w:p>
+        </w:tc>
+        <w:tc>
+          <w:tcPr/>
+          <w:p>
+            <w:pPr>
+              <w:pStyle w:val="Compact"/>
+            </w:pPr>
+            <w:r>
+              <w:t xml:space="preserve">Dynamic Factor</w:t>
+            </w:r>
+          </w:p>
+        </w:tc>
+        <w:tc>
+          <w:tcPr/>
+          <w:p>
+            <w:pPr>
+              <w:pStyle w:val="Compact"/>
+            </w:pPr>
+            <w:r>
+              <w:t xml:space="preserve">1 factor, error order 0</w:t>
+            </w:r>
+          </w:p>
+        </w:tc>
+      </w:tr>
+      <w:tr>
+        <w:tc>
+          <w:tcPr/>
+          <w:p>
+            <w:pPr>
+              <w:pStyle w:val="Compact"/>
+            </w:pPr>
+            <w:r>
+              <w:t xml:space="preserve">Regularised ML</w:t>
+            </w:r>
+          </w:p>
+        </w:tc>
+        <w:tc>
+          <w:tcPr/>
+          <w:p>
+            <w:pPr>
+              <w:pStyle w:val="Compact"/>
+            </w:pPr>
+            <w:r>
+              <w:t xml:space="preserve">Ridge</w:t>
+            </w:r>
+          </w:p>
+        </w:tc>
+        <w:tc>
+          <w:tcPr/>
+          <w:p>
+            <w:pPr>
+              <w:pStyle w:val="Compact"/>
+            </w:pPr>
+            <w:r>
+              <w:t xml:space="preserve">penalty = 1.0</w:t>
+            </w:r>
+          </w:p>
+        </w:tc>
+      </w:tr>
+      <w:tr>
+        <w:tc>
+          <w:tcPr/>
+          <w:p>
+            <w:pPr>
+              <w:pStyle w:val="Compact"/>
+            </w:pPr>
+          </w:p>
+        </w:tc>
+        <w:tc>
+          <w:tcPr/>
+          <w:p>
+            <w:pPr>
+              <w:pStyle w:val="Compact"/>
+            </w:pPr>
+            <w:r>
+              <w:t xml:space="preserve">Gradient Boosting</w:t>
+            </w:r>
+          </w:p>
+        </w:tc>
+        <w:tc>
+          <w:tcPr/>
+          <w:p>
+            <w:pPr>
+              <w:pStyle w:val="Compact"/>
+            </w:pPr>
+            <w:r>
+              <w:t xml:space="preserve">lr = 0.05, 100 estimators, L2 = 1.0</w:t>
+            </w:r>
+          </w:p>
+        </w:tc>
+      </w:tr>
+      <w:tr>
+        <w:tc>
+          <w:tcPr/>
+          <w:p>
+            <w:pPr>
+              <w:pStyle w:val="Compact"/>
+            </w:pPr>
+            <w:r>
+              <w:t xml:space="preserve">Graph-free Neural</w:t>
+            </w:r>
+          </w:p>
+        </w:tc>
+        <w:tc>
+          <w:tcPr/>
+          <w:p>
+            <w:pPr>
+              <w:pStyle w:val="Compact"/>
+            </w:pPr>
+            <w:r>
+              <w:t xml:space="preserve">MLP</w:t>
+            </w:r>
+          </w:p>
+        </w:tc>
+        <w:tc>
+          <w:tcPr/>
+          <w:p>
+            <w:pPr>
+              <w:pStyle w:val="Compact"/>
+            </w:pPr>
+            <w:r>
+              <w:t xml:space="preserve">hidden = 16, lr = 0.01, 30 epochs</w:t>
+            </w:r>
+          </w:p>
+        </w:tc>
+      </w:tr>
+      <w:tr>
+        <w:tc>
+          <w:tcPr/>
+          <w:p>
+            <w:pPr>
+              <w:pStyle w:val="Compact"/>
+            </w:pPr>
+          </w:p>
+        </w:tc>
+        <w:tc>
+          <w:tcPr/>
+          <w:p>
+            <w:pPr>
+              <w:pStyle w:val="Compact"/>
+            </w:pPr>
+            <w:r>
+              <w:t xml:space="preserve">LSTM</w:t>
+            </w:r>
+          </w:p>
+        </w:tc>
+        <w:tc>
+          <w:tcPr/>
+          <w:p>
+            <w:pPr>
+              <w:pStyle w:val="Compact"/>
+            </w:pPr>
+            <w:r>
+              <w:t xml:space="preserve">hidden = 16, lr = 0.01, 30 epochs</w:t>
+            </w:r>
+          </w:p>
+        </w:tc>
+      </w:tr>
+      <w:tr>
+        <w:tc>
+          <w:tcPr/>
+          <w:p>
+            <w:pPr>
+              <w:pStyle w:val="Compact"/>
+            </w:pPr>
+          </w:p>
+        </w:tc>
+        <w:tc>
+          <w:tcPr/>
+          <w:p>
+            <w:pPr>
+              <w:pStyle w:val="Compact"/>
+            </w:pPr>
+            <w:r>
+              <w:t xml:space="preserve">TCN</w:t>
+            </w:r>
+          </w:p>
+        </w:tc>
+        <w:tc>
+          <w:tcPr/>
+          <w:p>
+            <w:pPr>
+              <w:pStyle w:val="Compact"/>
+            </w:pPr>
+            <w:r>
+              <w:t xml:space="preserve">hidden = 16, lr = 0.01, 30 epochs</w:t>
+            </w:r>
+          </w:p>
+        </w:tc>
+      </w:tr>
+      <w:tr>
+        <w:tc>
+          <w:tcPr/>
+          <w:p>
+            <w:pPr>
+              <w:pStyle w:val="Compact"/>
+            </w:pPr>
+            <w:r>
+              <w:t xml:space="preserve">Graph Neural</w:t>
+            </w:r>
+          </w:p>
+        </w:tc>
+        <w:tc>
+          <w:tcPr/>
+          <w:p>
+            <w:pPr>
+              <w:pStyle w:val="Compact"/>
+            </w:pPr>
+            <w:r>
+              <w:t xml:space="preserve">GCN</w:t>
+            </w:r>
+          </w:p>
+        </w:tc>
+        <w:tc>
+          <w:tcPr/>
+          <w:p>
+            <w:pPr>
+              <w:pStyle w:val="Compact"/>
+            </w:pPr>
+            <w:r>
+              <w:t xml:space="preserve">hidden = 16, lr = 0.01, 30 epochs</w:t>
+            </w:r>
+          </w:p>
+        </w:tc>
+      </w:tr>
+      <w:tr>
+        <w:tc>
+          <w:tcPr/>
+          <w:p>
+            <w:pPr>
+              <w:pStyle w:val="Compact"/>
+            </w:pPr>
+          </w:p>
+        </w:tc>
+        <w:tc>
+          <w:tcPr/>
+          <w:p>
+            <w:pPr>
+              <w:pStyle w:val="Compact"/>
+            </w:pPr>
+            <w:r>
+              <w:t xml:space="preserve">Temporal Graph</w:t>
+            </w:r>
+          </w:p>
+        </w:tc>
+        <w:tc>
+          <w:tcPr/>
+          <w:p>
+            <w:pPr>
+              <w:pStyle w:val="Compact"/>
+            </w:pPr>
+            <w:r>
+              <w:t xml:space="preserve">hidden = 16, lr = 0.01, 30 epochs</w:t>
+            </w:r>
+          </w:p>
+        </w:tc>
+      </w:tr>
+    </w:tbl>
+    <w:p>
+      <w:pPr>
+        <w:pStyle w:val="BodyText"/>
+      </w:pPr>
+      <w:r>
+        <w:t xml:space="preserve">Neural and graph models are trained with 20 random seeds (42–61) to quantify</w:t>
+      </w:r>
+      <w:r>
+        <w:t xml:space="preserve"> </w:t>
+      </w:r>
+      <w:r>
+        <w:t xml:space="preserve">estimation uncertainty. Total benchmark:</w:t>
+      </w:r>
+      <w:r>
+        <w:t xml:space="preserve"> </w:t>
+      </w:r>
+      <w:r>
+        <w:rPr>
+          <w:b/>
+          <w:bCs/>
+        </w:rPr>
+        <w:t xml:space="preserve">38,380 model fits</w:t>
+      </w:r>
+      <w:r>
+        <w:t xml:space="preserve">,</w:t>
+      </w:r>
+      <w:r>
+        <w:t xml:space="preserve"> </w:t>
+      </w:r>
+      <w:r>
+        <w:rPr>
+          <w:b/>
+          <w:bCs/>
+        </w:rPr>
+        <w:t xml:space="preserve">781,740</w:t>
+      </w:r>
+      <w:r>
+        <w:rPr>
+          <w:b/>
+          <w:bCs/>
+        </w:rPr>
+        <w:t xml:space="preserve"> </w:t>
+      </w:r>
+      <w:r>
+        <w:rPr>
+          <w:b/>
+          <w:bCs/>
+        </w:rPr>
+        <w:t xml:space="preserve">forecast rows</w:t>
+      </w:r>
+      <w:r>
+        <w:t xml:space="preserve">.</w:t>
+      </w:r>
+    </w:p>
+    <w:p>
+      <w:pPr>
+        <w:pStyle w:val="BodyText"/>
+      </w:pPr>
+      <w:r>
+        <w:t xml:space="preserve">We note that all five neural architectures share identical hyperparameters to</w:t>
+      </w:r>
+      <w:r>
+        <w:t xml:space="preserve"> </w:t>
+      </w:r>
+      <w:r>
+        <w:t xml:space="preserve">ensure a controlled comparison of</w:t>
+      </w:r>
+      <w:r>
+        <w:t xml:space="preserve"> </w:t>
+      </w:r>
+      <w:r>
+        <w:rPr>
+          <w:i/>
+          <w:iCs/>
+        </w:rPr>
+        <w:t xml:space="preserve">architecture</w:t>
+      </w:r>
+      <w:r>
+        <w:t xml:space="preserve"> </w:t>
+      </w:r>
+      <w:r>
+        <w:t xml:space="preserve">rather than</w:t>
+      </w:r>
+      <w:r>
+        <w:t xml:space="preserve"> </w:t>
+      </w:r>
+      <w:r>
+        <w:rPr>
+          <w:i/>
+          <w:iCs/>
+        </w:rPr>
+        <w:t xml:space="preserve">tuning effort</w:t>
+      </w:r>
+      <w:r>
+        <w:t xml:space="preserve">. A</w:t>
+      </w:r>
+      <w:r>
+        <w:t xml:space="preserve"> </w:t>
+      </w:r>
+      <w:r>
+        <w:t xml:space="preserve">limitation of this design is that any individual architecture may be suboptimally</w:t>
+      </w:r>
+      <w:r>
+        <w:t xml:space="preserve"> </w:t>
+      </w:r>
+      <w:r>
+        <w:t xml:space="preserve">tuned relative to its true capacity; this is discussed further in Section 6.4.</w:t>
+      </w:r>
+    </w:p>
+    <w:bookmarkEnd w:id="21"/>
+    <w:bookmarkStart w:id="22" w:name="gnn-architecture"/>
+    <w:p>
+      <w:pPr>
+        <w:pStyle w:val="Heading2"/>
+      </w:pPr>
+      <w:r>
+        <w:t xml:space="preserve">4.3 GNN Architecture</w:t>
+      </w:r>
+    </w:p>
+    <w:p>
+      <w:pPr>
+        <w:pStyle w:val="FirstParagraph"/>
+      </w:pPr>
+      <w:r>
+        <w:rPr>
+          <w:b/>
+          <w:bCs/>
+        </w:rPr>
+        <w:t xml:space="preserve">Graph Convolutional Network (GCN)</w:t>
+      </w:r>
+      <w:r>
+        <w:t xml:space="preserve"> </w:t>
+      </w:r>
+      <w:r>
+        <w:t xml:space="preserve">applies a spatial graph convolution operator over node features:</w:t>
+      </w:r>
+    </w:p>
+    <w:p>
+      <w:pPr>
+        <w:pStyle w:val="BodyText"/>
+      </w:pPr>
+      <m:oMathPara>
+        <m:oMathParaPr>
+          <m:jc m:val="center"/>
+        </m:oMathParaPr>
+        <m:oMath>
+          <m:r>
+            <m:rPr>
+              <m:sty m:val="bi"/>
+            </m:rPr>
+            <m:t>H</m:t>
+          </m:r>
           <m:r>
             <m:rPr>
               <m:sty m:val="p"/>
@@ -3361,7 +3249,28 @@
             <m:t>=</m:t>
           </m:r>
           <m:r>
-            <m:t>σ</m:t>
+            <m:rPr>
+              <m:sty m:val="p"/>
+            </m:rPr>
+            <m:t>R</m:t>
+          </m:r>
+          <m:r>
+            <m:rPr>
+              <m:sty m:val="p"/>
+            </m:rPr>
+            <m:t>e</m:t>
+          </m:r>
+          <m:r>
+            <m:rPr>
+              <m:sty m:val="p"/>
+            </m:rPr>
+            <m:t>L</m:t>
+          </m:r>
+          <m:r>
+            <m:rPr>
+              <m:sty m:val="p"/>
+            </m:rPr>
+            <m:t>U</m:t>
           </m:r>
           <m:r>
             <m:t>​</m:t>
@@ -3374,43 +3283,6 @@
               <m:grow/>
             </m:dPr>
             <m:e>
-              <m:sSup>
-                <m:e>
-                  <m:acc>
-                    <m:accPr>
-                      <m:chr m:val="̃"/>
-                    </m:accPr>
-                    <m:e>
-                      <m:r>
-                        <m:rPr>
-                          <m:sty m:val="bi"/>
-                        </m:rPr>
-                        <m:t>D</m:t>
-                      </m:r>
-                    </m:e>
-                  </m:acc>
-                </m:e>
-                <m:sup>
-                  <m:r>
-                    <m:rPr>
-                      <m:sty m:val="p"/>
-                    </m:rPr>
-                    <m:t>−</m:t>
-                  </m:r>
-                  <m:r>
-                    <m:t>1</m:t>
-                  </m:r>
-                  <m:r>
-                    <m:rPr>
-                      <m:sty m:val="p"/>
-                    </m:rPr>
-                    <m:t>/</m:t>
-                  </m:r>
-                  <m:r>
-                    <m:t>2</m:t>
-                  </m:r>
-                </m:sup>
-              </m:sSup>
               <m:acc>
                 <m:accPr>
                   <m:chr m:val="̃"/>
@@ -3425,73 +3297,12 @@
                 </m:e>
               </m:acc>
               <m:r>
-                <m:t> </m:t>
+                <m:rPr>
+                  <m:sty m:val="bi"/>
+                </m:rPr>
+                <m:t>X</m:t>
               </m:r>
-              <m:sSup>
-                <m:e>
-                  <m:acc>
-                    <m:accPr>
-                      <m:chr m:val="̃"/>
-                    </m:accPr>
-                    <m:e>
-                      <m:r>
-                        <m:rPr>
-                          <m:sty m:val="bi"/>
-                        </m:rPr>
-                        <m:t>D</m:t>
-                      </m:r>
-                    </m:e>
-                  </m:acc>
-                </m:e>
-                <m:sup>
-                  <m:r>
-                    <m:rPr>
-                      <m:sty m:val="p"/>
-                    </m:rPr>
-                    <m:t>−</m:t>
-                  </m:r>
-                  <m:r>
-                    <m:t>1</m:t>
-                  </m:r>
-                  <m:r>
-                    <m:rPr>
-                      <m:sty m:val="p"/>
-                    </m:rPr>
-                    <m:t>/</m:t>
-                  </m:r>
-                  <m:r>
-                    <m:t>2</m:t>
-                  </m:r>
-                </m:sup>
-              </m:sSup>
-              <m:sSup>
-                <m:e>
-                  <m:r>
-                    <m:rPr>
-                      <m:sty m:val="bi"/>
-                    </m:rPr>
-                    <m:t>H</m:t>
-                  </m:r>
-                </m:e>
-                <m:sup>
-                  <m:r>
-                    <m:rPr>
-                      <m:sty m:val="p"/>
-                    </m:rPr>
-                    <m:t>(</m:t>
-                  </m:r>
-                  <m:r>
-                    <m:t>l</m:t>
-                  </m:r>
-                  <m:r>
-                    <m:rPr>
-                      <m:sty m:val="p"/>
-                    </m:rPr>
-                    <m:t>)</m:t>
-                  </m:r>
-                </m:sup>
-              </m:sSup>
-              <m:sSup>
+              <m:sSub>
                 <m:e>
                   <m:r>
                     <m:rPr>
@@ -3500,24 +3311,16 @@
                     <m:t>W</m:t>
                   </m:r>
                 </m:e>
-                <m:sup>
+                <m:sub>
                   <m:r>
                     <m:rPr>
+                      <m:nor/>
                       <m:sty m:val="p"/>
                     </m:rPr>
-                    <m:t>(</m:t>
+                    <m:t>node</m:t>
                   </m:r>
-                  <m:r>
-                    <m:t>l</m:t>
-                  </m:r>
-                  <m:r>
-                    <m:rPr>
-                      <m:sty m:val="p"/>
-                    </m:rPr>
-                    <m:t>)</m:t>
-                  </m:r>
-                </m:sup>
-              </m:sSup>
+                </m:sub>
+              </m:sSub>
             </m:e>
           </m:d>
         </m:oMath>
@@ -3547,6 +3350,225 @@
             </m:r>
           </m:e>
         </m:acc>
+      </m:oMath>
+      <w:r>
+        <w:t xml:space="preserve"> </w:t>
+      </w:r>
+      <w:r>
+        <w:t xml:space="preserve">is the row-normalised spatial adjacency matrix,</w:t>
+      </w:r>
+      <w:r>
+        <w:t xml:space="preserve"> </w:t>
+      </w:r>
+      <m:oMath>
+        <m:r>
+          <m:rPr>
+            <m:sty m:val="bi"/>
+          </m:rPr>
+          <m:t>X</m:t>
+        </m:r>
+        <m:r>
+          <m:rPr>
+            <m:sty m:val="p"/>
+          </m:rPr>
+          <m:t>∈</m:t>
+        </m:r>
+        <m:sSup>
+          <m:e>
+            <m:r>
+              <m:rPr>
+                <m:scr m:val="double-struck"/>
+                <m:sty m:val="p"/>
+              </m:rPr>
+              <m:t>R</m:t>
+            </m:r>
+          </m:e>
+          <m:sup>
+            <m:r>
+              <m:t>N</m:t>
+            </m:r>
+            <m:r>
+              <m:rPr>
+                <m:sty m:val="p"/>
+              </m:rPr>
+              <m:t>×</m:t>
+            </m:r>
+            <m:r>
+              <m:t>F</m:t>
+            </m:r>
+          </m:sup>
+        </m:sSup>
+      </m:oMath>
+      <w:r>
+        <w:t xml:space="preserve"> </w:t>
+      </w:r>
+      <w:r>
+        <w:t xml:space="preserve">represents input node features for</w:t>
+      </w:r>
+      <w:r>
+        <w:t xml:space="preserve"> </w:t>
+      </w:r>
+      <m:oMath>
+        <m:r>
+          <m:t>N</m:t>
+        </m:r>
+      </m:oMath>
+      <w:r>
+        <w:t xml:space="preserve"> </w:t>
+      </w:r>
+      <w:r>
+        <w:t xml:space="preserve">countries, and</w:t>
+      </w:r>
+      <w:r>
+        <w:t xml:space="preserve"> </w:t>
+      </w:r>
+      <m:oMath>
+        <m:sSub>
+          <m:e>
+            <m:r>
+              <m:rPr>
+                <m:sty m:val="bi"/>
+              </m:rPr>
+              <m:t>W</m:t>
+            </m:r>
+          </m:e>
+          <m:sub>
+            <m:r>
+              <m:rPr>
+                <m:nor/>
+                <m:sty m:val="p"/>
+              </m:rPr>
+              <m:t>node</m:t>
+            </m:r>
+          </m:sub>
+        </m:sSub>
+        <m:r>
+          <m:rPr>
+            <m:sty m:val="p"/>
+          </m:rPr>
+          <m:t>∈</m:t>
+        </m:r>
+        <m:sSup>
+          <m:e>
+            <m:r>
+              <m:rPr>
+                <m:scr m:val="double-struck"/>
+                <m:sty m:val="p"/>
+              </m:rPr>
+              <m:t>R</m:t>
+            </m:r>
+          </m:e>
+          <m:sup>
+            <m:r>
+              <m:t>F</m:t>
+            </m:r>
+            <m:r>
+              <m:rPr>
+                <m:sty m:val="p"/>
+              </m:rPr>
+              <m:t>×</m:t>
+            </m:r>
+            <m:r>
+              <m:t>d</m:t>
+            </m:r>
+          </m:sup>
+        </m:sSup>
+      </m:oMath>
+      <w:r>
+        <w:t xml:space="preserve"> </w:t>
+      </w:r>
+      <w:r>
+        <w:t xml:space="preserve">is a learnable weight matrix mapping features to hidden dimension</w:t>
+      </w:r>
+      <w:r>
+        <w:t xml:space="preserve"> </w:t>
+      </w:r>
+      <m:oMath>
+        <m:r>
+          <m:t>d</m:t>
+        </m:r>
+      </m:oMath>
+      <w:r>
+        <w:t xml:space="preserve">. A linear readout layer</w:t>
+      </w:r>
+      <w:r>
+        <w:t xml:space="preserve"> </w:t>
+      </w:r>
+      <m:oMath>
+        <m:sSub>
+          <m:e>
+            <m:r>
+              <m:rPr>
+                <m:sty m:val="bi"/>
+              </m:rPr>
+              <m:t>W</m:t>
+            </m:r>
+          </m:e>
+          <m:sub>
+            <m:r>
+              <m:rPr>
+                <m:nor/>
+                <m:sty m:val="p"/>
+              </m:rPr>
+              <m:t>head</m:t>
+            </m:r>
+          </m:sub>
+        </m:sSub>
+        <m:r>
+          <m:rPr>
+            <m:sty m:val="p"/>
+          </m:rPr>
+          <m:t>∈</m:t>
+        </m:r>
+        <m:sSup>
+          <m:e>
+            <m:r>
+              <m:rPr>
+                <m:scr m:val="double-struck"/>
+                <m:sty m:val="p"/>
+              </m:rPr>
+              <m:t>R</m:t>
+            </m:r>
+          </m:e>
+          <m:sup>
+            <m:r>
+              <m:t>d</m:t>
+            </m:r>
+            <m:r>
+              <m:rPr>
+                <m:sty m:val="p"/>
+              </m:rPr>
+              <m:t>×</m:t>
+            </m:r>
+            <m:r>
+              <m:t>1</m:t>
+            </m:r>
+          </m:sup>
+        </m:sSup>
+      </m:oMath>
+      <w:r>
+        <w:t xml:space="preserve"> </w:t>
+      </w:r>
+      <w:r>
+        <w:t xml:space="preserve">maps the node embeddings to individual country forecasts:</w:t>
+      </w:r>
+      <w:r>
+        <w:t xml:space="preserve"> </w:t>
+      </w:r>
+      <m:oMath>
+        <m:acc>
+          <m:accPr>
+            <m:chr m:val="̂"/>
+          </m:accPr>
+          <m:e>
+            <m:r>
+              <m:rPr>
+                <m:sty m:val="bi"/>
+              </m:rPr>
+              <m:t>y</m:t>
+            </m:r>
+          </m:e>
+        </m:acc>
         <m:r>
           <m:rPr>
             <m:sty m:val="p"/>
@@ -3557,56 +3579,9 @@
           <m:rPr>
             <m:sty m:val="bi"/>
           </m:rPr>
-          <m:t>A</m:t>
+          <m:t>H</m:t>
         </m:r>
-        <m:r>
-          <m:rPr>
-            <m:sty m:val="p"/>
-          </m:rPr>
-          <m:t>+</m:t>
-        </m:r>
-        <m:r>
-          <m:rPr>
-            <m:sty m:val="bi"/>
-          </m:rPr>
-          <m:t>I</m:t>
-        </m:r>
-      </m:oMath>
-      <w:r>
-        <w:t xml:space="preserve"> </w:t>
-      </w:r>
-      <w:r>
-        <w:t xml:space="preserve">is the self-looped adjacency,</w:t>
-      </w:r>
-      <w:r>
-        <w:t xml:space="preserve"> </w:t>
-      </w:r>
-      <m:oMath>
-        <m:acc>
-          <m:accPr>
-            <m:chr m:val="̃"/>
-          </m:accPr>
-          <m:e>
-            <m:r>
-              <m:rPr>
-                <m:sty m:val="bi"/>
-              </m:rPr>
-              <m:t>D</m:t>
-            </m:r>
-          </m:e>
-        </m:acc>
-      </m:oMath>
-      <w:r>
-        <w:t xml:space="preserve"> </w:t>
-      </w:r>
-      <w:r>
-        <w:t xml:space="preserve">its degree matrix, and</w:t>
-      </w:r>
-      <w:r>
-        <w:t xml:space="preserve"> </w:t>
-      </w:r>
-      <m:oMath>
-        <m:sSup>
+        <m:sSub>
           <m:e>
             <m:r>
               <m:rPr>
@@ -3615,66 +3590,134 @@
               <m:t>W</m:t>
             </m:r>
           </m:e>
+          <m:sub>
+            <m:r>
+              <m:rPr>
+                <m:nor/>
+                <m:sty m:val="p"/>
+              </m:rPr>
+              <m:t>head</m:t>
+            </m:r>
+          </m:sub>
+        </m:sSub>
+      </m:oMath>
+      <w:r>
+        <w:t xml:space="preserve">.</w:t>
+      </w:r>
+    </w:p>
+    <w:p>
+      <w:pPr>
+        <w:pStyle w:val="BodyText"/>
+      </w:pPr>
+      <w:r>
+        <w:rPr>
+          <w:b/>
+          <w:bCs/>
+        </w:rPr>
+        <w:t xml:space="preserve">Temporal Graph</w:t>
+      </w:r>
+      <w:r>
+        <w:t xml:space="preserve"> </w:t>
+      </w:r>
+      <w:r>
+        <w:t xml:space="preserve">combines the spatial GCN message-passing operator with a Recurrent LSTM temporal encoder. For each time step</w:t>
+      </w:r>
+      <w:r>
+        <w:t xml:space="preserve"> </w:t>
+      </w:r>
+      <m:oMath>
+        <m:sSup>
+          <m:e>
+            <m:r>
+              <m:t>t</m:t>
+            </m:r>
+          </m:e>
           <m:sup>
             <m:r>
               <m:rPr>
                 <m:sty m:val="p"/>
               </m:rPr>
-              <m:t>(</m:t>
-            </m:r>
-            <m:r>
-              <m:t>l</m:t>
-            </m:r>
-            <m:r>
-              <m:rPr>
-                <m:sty m:val="p"/>
-              </m:rPr>
-              <m:t>)</m:t>
+              <m:t>′</m:t>
             </m:r>
           </m:sup>
         </m:sSup>
+        <m:r>
+          <m:rPr>
+            <m:sty m:val="p"/>
+          </m:rPr>
+          <m:t>∈</m:t>
+        </m:r>
+        <m:r>
+          <m:rPr>
+            <m:sty m:val="p"/>
+          </m:rPr>
+          <m:t>{</m:t>
+        </m:r>
+        <m:r>
+          <m:t>t</m:t>
+        </m:r>
+        <m:r>
+          <m:rPr>
+            <m:sty m:val="p"/>
+          </m:rPr>
+          <m:t>−</m:t>
+        </m:r>
+        <m:r>
+          <m:t>K</m:t>
+        </m:r>
+        <m:r>
+          <m:rPr>
+            <m:sty m:val="p"/>
+          </m:rPr>
+          <m:t>,</m:t>
+        </m:r>
+        <m:r>
+          <m:rPr>
+            <m:sty m:val="p"/>
+          </m:rPr>
+          <m:t>…</m:t>
+        </m:r>
+        <m:r>
+          <m:rPr>
+            <m:sty m:val="p"/>
+          </m:rPr>
+          <m:t>,</m:t>
+        </m:r>
+        <m:r>
+          <m:t>t</m:t>
+        </m:r>
+        <m:r>
+          <m:rPr>
+            <m:sty m:val="p"/>
+          </m:rPr>
+          <m:t>−</m:t>
+        </m:r>
+        <m:r>
+          <m:t>1</m:t>
+        </m:r>
+        <m:r>
+          <m:rPr>
+            <m:sty m:val="p"/>
+          </m:rPr>
+          <m:t>}</m:t>
+        </m:r>
       </m:oMath>
       <w:r>
         <w:t xml:space="preserve"> </w:t>
       </w:r>
       <w:r>
-        <w:t xml:space="preserve">are learnable</w:t>
-      </w:r>
-      <w:r>
-        <w:t xml:space="preserve"> </w:t>
-      </w:r>
-      <w:r>
-        <w:t xml:space="preserve">weight matrices. Two graph convolutional layers are applied, followed by a linear</w:t>
-      </w:r>
-      <w:r>
-        <w:t xml:space="preserve"> </w:t>
-      </w:r>
-      <w:r>
-        <w:t xml:space="preserve">readout over node embeddings.</w:t>
-      </w:r>
-    </w:p>
-    <w:p>
-      <w:pPr>
-        <w:pStyle w:val="BodyText"/>
-      </w:pPr>
-      <w:r>
-        <w:rPr>
-          <w:b/>
-          <w:bCs/>
-        </w:rPr>
-        <w:t xml:space="preserve">Temporal Graph</w:t>
-      </w:r>
-      <w:r>
-        <w:t xml:space="preserve"> </w:t>
-      </w:r>
-      <w:r>
-        <w:t xml:space="preserve">extends GCN with a temporal self-attention module applied over</w:t>
-      </w:r>
-      <w:r>
-        <w:t xml:space="preserve"> </w:t>
-      </w:r>
-      <w:r>
-        <w:t xml:space="preserve">the sequence of per-origin node embeddings:</w:t>
+        <w:t xml:space="preserve">in the lookback window of length</w:t>
+      </w:r>
+      <w:r>
+        <w:t xml:space="preserve"> </w:t>
+      </w:r>
+      <m:oMath>
+        <m:r>
+          <m:t>K</m:t>
+        </m:r>
+      </m:oMath>
+      <w:r>
+        <w:t xml:space="preserve">, spatial node representations are computed:</w:t>
       </w:r>
     </w:p>
     <w:p>
@@ -3686,95 +3729,6 @@
           <m:jc m:val="center"/>
         </m:oMathParaPr>
         <m:oMath>
-          <m:sSub>
-            <m:e>
-              <m:r>
-                <m:rPr>
-                  <m:sty m:val="bi"/>
-                </m:rPr>
-                <m:t>z</m:t>
-              </m:r>
-            </m:e>
-            <m:sub>
-              <m:r>
-                <m:t>i</m:t>
-              </m:r>
-            </m:sub>
-          </m:sSub>
-          <m:r>
-            <m:rPr>
-              <m:sty m:val="p"/>
-            </m:rPr>
-            <m:t>=</m:t>
-          </m:r>
-          <m:nary>
-            <m:naryPr>
-              <m:chr m:val="∑"/>
-              <m:limLoc m:val="undOvr"/>
-              <m:subHide m:val="off"/>
-              <m:supHide m:val="on"/>
-            </m:naryPr>
-            <m:sub>
-              <m:sSup>
-                <m:e>
-                  <m:r>
-                    <m:t>t</m:t>
-                  </m:r>
-                </m:e>
-                <m:sup>
-                  <m:r>
-                    <m:rPr>
-                      <m:sty m:val="p"/>
-                    </m:rPr>
-                    <m:t>′</m:t>
-                  </m:r>
-                </m:sup>
-              </m:sSup>
-            </m:sub>
-            <m:sup>
-              <m:r>
-                <m:t>​</m:t>
-              </m:r>
-            </m:sup>
-            <m:e>
-              <m:sSub>
-                <m:e>
-                  <m:r>
-                    <m:t>α</m:t>
-                  </m:r>
-                </m:e>
-                <m:sub>
-                  <m:r>
-                    <m:t>t</m:t>
-                  </m:r>
-                  <m:r>
-                    <m:rPr>
-                      <m:sty m:val="p"/>
-                    </m:rPr>
-                    <m:t>,</m:t>
-                  </m:r>
-                  <m:sSup>
-                    <m:e>
-                      <m:r>
-                        <m:t>t</m:t>
-                      </m:r>
-                    </m:e>
-                    <m:sup>
-                      <m:r>
-                        <m:rPr>
-                          <m:sty m:val="p"/>
-                        </m:rPr>
-                        <m:t>′</m:t>
-                      </m:r>
-                    </m:sup>
-                  </m:sSup>
-                </m:sub>
-              </m:sSub>
-            </m:e>
-          </m:nary>
-          <m:r>
-            <m:t> </m:t>
-          </m:r>
           <m:sSubSup>
             <m:e>
               <m:r>
@@ -3819,6 +3773,195 @@
               </m:r>
             </m:sup>
           </m:sSubSup>
+          <m:r>
+            <m:rPr>
+              <m:sty m:val="p"/>
+            </m:rPr>
+            <m:t>=</m:t>
+          </m:r>
+          <m:r>
+            <m:rPr>
+              <m:sty m:val="p"/>
+            </m:rPr>
+            <m:t>R</m:t>
+          </m:r>
+          <m:r>
+            <m:rPr>
+              <m:sty m:val="p"/>
+            </m:rPr>
+            <m:t>e</m:t>
+          </m:r>
+          <m:r>
+            <m:rPr>
+              <m:sty m:val="p"/>
+            </m:rPr>
+            <m:t>L</m:t>
+          </m:r>
+          <m:r>
+            <m:rPr>
+              <m:sty m:val="p"/>
+            </m:rPr>
+            <m:t>U</m:t>
+          </m:r>
+          <m:r>
+            <m:t>​</m:t>
+          </m:r>
+          <m:d>
+            <m:dPr>
+              <m:begChr m:val="("/>
+              <m:sepChr m:val=""/>
+              <m:endChr m:val=")"/>
+              <m:grow/>
+            </m:dPr>
+            <m:e>
+              <m:nary>
+                <m:naryPr>
+                  <m:chr m:val="∑"/>
+                  <m:limLoc m:val="undOvr"/>
+                  <m:subHide m:val="off"/>
+                  <m:supHide m:val="off"/>
+                </m:naryPr>
+                <m:sub>
+                  <m:r>
+                    <m:t>j</m:t>
+                  </m:r>
+                  <m:r>
+                    <m:rPr>
+                      <m:sty m:val="p"/>
+                    </m:rPr>
+                    <m:t>=</m:t>
+                  </m:r>
+                  <m:r>
+                    <m:t>1</m:t>
+                  </m:r>
+                </m:sub>
+                <m:sup>
+                  <m:r>
+                    <m:t>N</m:t>
+                  </m:r>
+                </m:sup>
+                <m:e>
+                  <m:sSubSup>
+                    <m:e>
+                      <m:acc>
+                        <m:accPr>
+                          <m:chr m:val="̃"/>
+                        </m:accPr>
+                        <m:e>
+                          <m:r>
+                            <m:t>A</m:t>
+                          </m:r>
+                        </m:e>
+                      </m:acc>
+                    </m:e>
+                    <m:sub>
+                      <m:r>
+                        <m:t>i</m:t>
+                      </m:r>
+                      <m:r>
+                        <m:t>j</m:t>
+                      </m:r>
+                    </m:sub>
+                    <m:sup>
+                      <m:r>
+                        <m:rPr>
+                          <m:sty m:val="p"/>
+                        </m:rPr>
+                        <m:t>(</m:t>
+                      </m:r>
+                      <m:sSup>
+                        <m:e>
+                          <m:r>
+                            <m:t>t</m:t>
+                          </m:r>
+                        </m:e>
+                        <m:sup>
+                          <m:r>
+                            <m:rPr>
+                              <m:sty m:val="p"/>
+                            </m:rPr>
+                            <m:t>′</m:t>
+                          </m:r>
+                        </m:sup>
+                      </m:sSup>
+                      <m:r>
+                        <m:rPr>
+                          <m:sty m:val="p"/>
+                        </m:rPr>
+                        <m:t>)</m:t>
+                      </m:r>
+                    </m:sup>
+                  </m:sSubSup>
+                </m:e>
+              </m:nary>
+              <m:r>
+                <m:t> </m:t>
+              </m:r>
+              <m:sSubSup>
+                <m:e>
+                  <m:r>
+                    <m:rPr>
+                      <m:sty m:val="bi"/>
+                    </m:rPr>
+                    <m:t>x</m:t>
+                  </m:r>
+                </m:e>
+                <m:sub>
+                  <m:r>
+                    <m:t>j</m:t>
+                  </m:r>
+                </m:sub>
+                <m:sup>
+                  <m:r>
+                    <m:rPr>
+                      <m:sty m:val="p"/>
+                    </m:rPr>
+                    <m:t>(</m:t>
+                  </m:r>
+                  <m:sSup>
+                    <m:e>
+                      <m:r>
+                        <m:t>t</m:t>
+                      </m:r>
+                    </m:e>
+                    <m:sup>
+                      <m:r>
+                        <m:rPr>
+                          <m:sty m:val="p"/>
+                        </m:rPr>
+                        <m:t>′</m:t>
+                      </m:r>
+                    </m:sup>
+                  </m:sSup>
+                  <m:r>
+                    <m:rPr>
+                      <m:sty m:val="p"/>
+                    </m:rPr>
+                    <m:t>)</m:t>
+                  </m:r>
+                </m:sup>
+              </m:sSubSup>
+              <m:sSub>
+                <m:e>
+                  <m:r>
+                    <m:rPr>
+                      <m:sty m:val="bi"/>
+                    </m:rPr>
+                    <m:t>W</m:t>
+                  </m:r>
+                </m:e>
+                <m:sub>
+                  <m:r>
+                    <m:rPr>
+                      <m:nor/>
+                      <m:sty m:val="p"/>
+                    </m:rPr>
+                    <m:t>node</m:t>
+                  </m:r>
+                </m:sub>
+              </m:sSub>
+            </m:e>
+          </m:d>
         </m:oMath>
       </m:oMathPara>
     </w:p>
@@ -3827,19 +3970,39 @@
         <w:pStyle w:val="FirstParagraph"/>
       </w:pPr>
       <w:r>
-        <w:t xml:space="preserve">where</w:t>
+        <w:t xml:space="preserve">The temporal sequence of spatial embeddings</w:t>
       </w:r>
       <w:r>
         <w:t xml:space="preserve"> </w:t>
       </w:r>
       <m:oMath>
-        <m:sSub>
+        <m:r>
+          <m:rPr>
+            <m:sty m:val="p"/>
+          </m:rPr>
+          <m:t>{</m:t>
+        </m:r>
+        <m:sSubSup>
           <m:e>
             <m:r>
-              <m:t>α</m:t>
+              <m:rPr>
+                <m:sty m:val="bi"/>
+              </m:rPr>
+              <m:t>h</m:t>
             </m:r>
           </m:e>
           <m:sub>
+            <m:r>
+              <m:t>i</m:t>
+            </m:r>
+          </m:sub>
+          <m:sup>
+            <m:r>
+              <m:rPr>
+                <m:sty m:val="p"/>
+              </m:rPr>
+              <m:t>(</m:t>
+            </m:r>
             <m:r>
               <m:t>t</m:t>
             </m:r>
@@ -3847,23 +4010,365 @@
               <m:rPr>
                 <m:sty m:val="p"/>
               </m:rPr>
+              <m:t>−</m:t>
+            </m:r>
+            <m:r>
+              <m:t>K</m:t>
+            </m:r>
+            <m:r>
+              <m:rPr>
+                <m:sty m:val="p"/>
+              </m:rPr>
+              <m:t>)</m:t>
+            </m:r>
+          </m:sup>
+        </m:sSubSup>
+        <m:r>
+          <m:rPr>
+            <m:sty m:val="p"/>
+          </m:rPr>
+          <m:t>,</m:t>
+        </m:r>
+        <m:r>
+          <m:rPr>
+            <m:sty m:val="p"/>
+          </m:rPr>
+          <m:t>…</m:t>
+        </m:r>
+        <m:r>
+          <m:rPr>
+            <m:sty m:val="p"/>
+          </m:rPr>
+          <m:t>,</m:t>
+        </m:r>
+        <m:sSubSup>
+          <m:e>
+            <m:r>
+              <m:rPr>
+                <m:sty m:val="bi"/>
+              </m:rPr>
+              <m:t>h</m:t>
+            </m:r>
+          </m:e>
+          <m:sub>
+            <m:r>
+              <m:t>i</m:t>
+            </m:r>
+          </m:sub>
+          <m:sup>
+            <m:r>
+              <m:rPr>
+                <m:sty m:val="p"/>
+              </m:rPr>
+              <m:t>(</m:t>
+            </m:r>
+            <m:r>
+              <m:t>t</m:t>
+            </m:r>
+            <m:r>
+              <m:rPr>
+                <m:sty m:val="p"/>
+              </m:rPr>
+              <m:t>−</m:t>
+            </m:r>
+            <m:r>
+              <m:t>1</m:t>
+            </m:r>
+            <m:r>
+              <m:rPr>
+                <m:sty m:val="p"/>
+              </m:rPr>
+              <m:t>)</m:t>
+            </m:r>
+          </m:sup>
+        </m:sSubSup>
+        <m:r>
+          <m:rPr>
+            <m:sty m:val="p"/>
+          </m:rPr>
+          <m:t>}</m:t>
+        </m:r>
+      </m:oMath>
+      <w:r>
+        <w:t xml:space="preserve"> </w:t>
+      </w:r>
+      <w:r>
+        <w:t xml:space="preserve">is fed into a Long Short-Term Memory (LSTM) network:</w:t>
+      </w:r>
+    </w:p>
+    <w:p>
+      <w:pPr>
+        <w:pStyle w:val="BodyText"/>
+      </w:pPr>
+      <m:oMathPara>
+        <m:oMathParaPr>
+          <m:jc m:val="center"/>
+        </m:oMathParaPr>
+        <m:oMath>
+          <m:sSub>
+            <m:e>
+              <m:r>
+                <m:rPr>
+                  <m:sty m:val="bi"/>
+                </m:rPr>
+                <m:t>z</m:t>
+              </m:r>
+            </m:e>
+            <m:sub>
+              <m:r>
+                <m:t>i</m:t>
+              </m:r>
+            </m:sub>
+          </m:sSub>
+          <m:r>
+            <m:rPr>
+              <m:sty m:val="p"/>
+            </m:rPr>
+            <m:t>=</m:t>
+          </m:r>
+          <m:r>
+            <m:rPr>
+              <m:sty m:val="p"/>
+            </m:rPr>
+            <m:t>L</m:t>
+          </m:r>
+          <m:r>
+            <m:rPr>
+              <m:sty m:val="p"/>
+            </m:rPr>
+            <m:t>S</m:t>
+          </m:r>
+          <m:r>
+            <m:rPr>
+              <m:sty m:val="p"/>
+            </m:rPr>
+            <m:t>T</m:t>
+          </m:r>
+          <m:r>
+            <m:rPr>
+              <m:sty m:val="p"/>
+            </m:rPr>
+            <m:t>M</m:t>
+          </m:r>
+          <m:r>
+            <m:t>​</m:t>
+          </m:r>
+          <m:d>
+            <m:dPr>
+              <m:begChr m:val="("/>
+              <m:sepChr m:val=""/>
+              <m:endChr m:val=")"/>
+              <m:grow/>
+            </m:dPr>
+            <m:e>
+              <m:r>
+                <m:rPr>
+                  <m:sty m:val="p"/>
+                </m:rPr>
+                <m:t>{</m:t>
+              </m:r>
+              <m:sSubSup>
+                <m:e>
+                  <m:r>
+                    <m:rPr>
+                      <m:sty m:val="bi"/>
+                    </m:rPr>
+                    <m:t>h</m:t>
+                  </m:r>
+                </m:e>
+                <m:sub>
+                  <m:r>
+                    <m:t>i</m:t>
+                  </m:r>
+                </m:sub>
+                <m:sup>
+                  <m:r>
+                    <m:rPr>
+                      <m:sty m:val="p"/>
+                    </m:rPr>
+                    <m:t>(</m:t>
+                  </m:r>
+                  <m:sSup>
+                    <m:e>
+                      <m:r>
+                        <m:t>t</m:t>
+                      </m:r>
+                    </m:e>
+                    <m:sup>
+                      <m:r>
+                        <m:rPr>
+                          <m:sty m:val="p"/>
+                        </m:rPr>
+                        <m:t>′</m:t>
+                      </m:r>
+                    </m:sup>
+                  </m:sSup>
+                  <m:r>
+                    <m:rPr>
+                      <m:sty m:val="p"/>
+                    </m:rPr>
+                    <m:t>)</m:t>
+                  </m:r>
+                </m:sup>
+              </m:sSubSup>
+              <m:sSubSup>
+                <m:e>
+                  <m:r>
+                    <m:rPr>
+                      <m:sty m:val="p"/>
+                    </m:rPr>
+                    <m:t>}</m:t>
+                  </m:r>
+                </m:e>
+                <m:sub>
+                  <m:sSup>
+                    <m:e>
+                      <m:r>
+                        <m:t>t</m:t>
+                      </m:r>
+                    </m:e>
+                    <m:sup>
+                      <m:r>
+                        <m:rPr>
+                          <m:sty m:val="p"/>
+                        </m:rPr>
+                        <m:t>′</m:t>
+                      </m:r>
+                    </m:sup>
+                  </m:sSup>
+                  <m:r>
+                    <m:rPr>
+                      <m:sty m:val="p"/>
+                    </m:rPr>
+                    <m:t>=</m:t>
+                  </m:r>
+                  <m:r>
+                    <m:t>t</m:t>
+                  </m:r>
+                  <m:r>
+                    <m:rPr>
+                      <m:sty m:val="p"/>
+                    </m:rPr>
+                    <m:t>−</m:t>
+                  </m:r>
+                  <m:r>
+                    <m:t>K</m:t>
+                  </m:r>
+                </m:sub>
+                <m:sup>
+                  <m:r>
+                    <m:t>t</m:t>
+                  </m:r>
+                  <m:r>
+                    <m:rPr>
+                      <m:sty m:val="p"/>
+                    </m:rPr>
+                    <m:t>−</m:t>
+                  </m:r>
+                  <m:r>
+                    <m:t>1</m:t>
+                  </m:r>
+                </m:sup>
+              </m:sSubSup>
+            </m:e>
+          </m:d>
+        </m:oMath>
+      </m:oMathPara>
+    </w:p>
+    <w:p>
+      <w:pPr>
+        <w:pStyle w:val="FirstParagraph"/>
+      </w:pPr>
+      <w:r>
+        <w:t xml:space="preserve">The final hidden state</w:t>
+      </w:r>
+      <w:r>
+        <w:t xml:space="preserve"> </w:t>
+      </w:r>
+      <m:oMath>
+        <m:sSub>
+          <m:e>
+            <m:r>
+              <m:rPr>
+                <m:sty m:val="bi"/>
+              </m:rPr>
+              <m:t>z</m:t>
+            </m:r>
+          </m:e>
+          <m:sub>
+            <m:r>
+              <m:t>i</m:t>
+            </m:r>
+          </m:sub>
+        </m:sSub>
+        <m:r>
+          <m:rPr>
+            <m:sty m:val="p"/>
+          </m:rPr>
+          <m:t>∈</m:t>
+        </m:r>
+        <m:sSup>
+          <m:e>
+            <m:r>
+              <m:rPr>
+                <m:scr m:val="double-struck"/>
+                <m:sty m:val="p"/>
+              </m:rPr>
+              <m:t>R</m:t>
+            </m:r>
+          </m:e>
+          <m:sup>
+            <m:r>
+              <m:t>d</m:t>
+            </m:r>
+          </m:sup>
+        </m:sSup>
+      </m:oMath>
+      <w:r>
+        <w:t xml:space="preserve"> </w:t>
+      </w:r>
+      <w:r>
+        <w:t xml:space="preserve">is passed to a linear readout layer to produce the forecast:</w:t>
+      </w:r>
+      <w:r>
+        <w:t xml:space="preserve"> </w:t>
+      </w:r>
+      <m:oMath>
+        <m:sSub>
+          <m:e>
+            <m:acc>
+              <m:accPr>
+                <m:chr m:val="̂"/>
+              </m:accPr>
+              <m:e>
+                <m:r>
+                  <m:t>y</m:t>
+                </m:r>
+              </m:e>
+            </m:acc>
+          </m:e>
+          <m:sub>
+            <m:r>
+              <m:t>i</m:t>
+            </m:r>
+            <m:r>
+              <m:rPr>
+                <m:sty m:val="p"/>
+              </m:rPr>
               <m:t>,</m:t>
             </m:r>
-            <m:sSup>
-              <m:e>
-                <m:r>
-                  <m:t>t</m:t>
-                </m:r>
-              </m:e>
-              <m:sup>
-                <m:r>
-                  <m:rPr>
-                    <m:sty m:val="p"/>
-                  </m:rPr>
-                  <m:t>′</m:t>
-                </m:r>
-              </m:sup>
-            </m:sSup>
+            <m:r>
+              <m:t>t</m:t>
+            </m:r>
+            <m:r>
+              <m:rPr>
+                <m:sty m:val="p"/>
+              </m:rPr>
+              <m:t>+</m:t>
+            </m:r>
+            <m:r>
+              <m:t>h</m:t>
+            </m:r>
           </m:sub>
         </m:sSub>
         <m:r>
@@ -3872,134 +4377,43 @@
           </m:rPr>
           <m:t>=</m:t>
         </m:r>
-        <m:r>
-          <m:rPr>
-            <m:sty m:val="p"/>
-          </m:rPr>
-          <m:t>s</m:t>
-        </m:r>
-        <m:r>
-          <m:rPr>
-            <m:sty m:val="p"/>
-          </m:rPr>
-          <m:t>o</m:t>
-        </m:r>
-        <m:r>
-          <m:rPr>
-            <m:sty m:val="p"/>
-          </m:rPr>
-          <m:t>f</m:t>
-        </m:r>
-        <m:r>
-          <m:rPr>
-            <m:sty m:val="p"/>
-          </m:rPr>
-          <m:t>t</m:t>
-        </m:r>
-        <m:r>
-          <m:rPr>
-            <m:sty m:val="p"/>
-          </m:rPr>
-          <m:t>m</m:t>
-        </m:r>
-        <m:r>
-          <m:rPr>
-            <m:sty m:val="p"/>
-          </m:rPr>
-          <m:t>a</m:t>
-        </m:r>
-        <m:r>
-          <m:rPr>
-            <m:sty m:val="p"/>
-          </m:rPr>
-          <m:t>x</m:t>
-        </m:r>
-        <m:r>
-          <m:rPr>
-            <m:sty m:val="p"/>
-          </m:rPr>
-          <m:t>(</m:t>
-        </m:r>
         <m:sSub>
           <m:e>
             <m:r>
               <m:rPr>
                 <m:sty m:val="bi"/>
               </m:rPr>
-              <m:t>q</m:t>
+              <m:t>W</m:t>
             </m:r>
           </m:e>
           <m:sub>
             <m:r>
-              <m:t>t</m:t>
+              <m:rPr>
+                <m:nor/>
+                <m:sty m:val="p"/>
+              </m:rPr>
+              <m:t>head</m:t>
             </m:r>
           </m:sub>
         </m:sSub>
-        <m:r>
-          <m:rPr>
-            <m:sty m:val="p"/>
-          </m:rPr>
-          <m:t>⋅</m:t>
-        </m:r>
         <m:sSub>
           <m:e>
             <m:r>
               <m:rPr>
                 <m:sty m:val="bi"/>
               </m:rPr>
-              <m:t>k</m:t>
+              <m:t>z</m:t>
             </m:r>
           </m:e>
           <m:sub>
-            <m:sSup>
-              <m:e>
-                <m:r>
-                  <m:t>t</m:t>
-                </m:r>
-              </m:e>
-              <m:sup>
-                <m:r>
-                  <m:rPr>
-                    <m:sty m:val="p"/>
-                  </m:rPr>
-                  <m:t>′</m:t>
-                </m:r>
-              </m:sup>
-            </m:sSup>
+            <m:r>
+              <m:t>i</m:t>
+            </m:r>
           </m:sub>
         </m:sSub>
-        <m:r>
-          <m:rPr>
-            <m:sty m:val="p"/>
-          </m:rPr>
-          <m:t>/</m:t>
-        </m:r>
-        <m:rad>
-          <m:radPr>
-            <m:degHide m:val="on"/>
-          </m:radPr>
-          <m:deg/>
-          <m:e>
-            <m:r>
-              <m:t>d</m:t>
-            </m:r>
-          </m:e>
-        </m:rad>
-        <m:r>
-          <m:rPr>
-            <m:sty m:val="p"/>
-          </m:rPr>
-          <m:t>)</m:t>
-        </m:r>
       </m:oMath>
       <w:r>
         <w:t xml:space="preserve">.</w:t>
-      </w:r>
-      <w:r>
-        <w:t xml:space="preserve"> </w:t>
-      </w:r>
-      <w:r>
-        <w:t xml:space="preserve">A linear layer maps the attended embedding to the final scalar forecast.</w:t>
       </w:r>
     </w:p>
     <w:bookmarkEnd w:id="22"/>
@@ -4292,7 +4706,7 @@
     </w:p>
     <w:bookmarkEnd w:id="23"/>
     <w:bookmarkEnd w:id="24"/>
-    <w:bookmarkStart w:id="29" w:name="results"/>
+    <w:bookmarkStart w:id="49" w:name="results"/>
     <w:p>
       <w:pPr>
         <w:pStyle w:val="Heading1"/>
@@ -5660,13 +6074,13 @@
         <w:t xml:space="preserve"> </w:t>
       </w:r>
       <w:r>
-        <w:t xml:space="preserve">narrowly ahead of ARIMA (1.751 pp). However, GCN’s RMSE is notably higher</w:t>
-      </w:r>
-      <w:r>
-        <w:t xml:space="preserve"> </w:t>
-      </w:r>
-      <w:r>
-        <w:t xml:space="preserve">than ARIMA’s (2.750 vs 2.884 is close), suggesting comparable absolute accuracy</w:t>
+        <w:t xml:space="preserve">narrowly ahead of ARIMA (1.751 pp). However, GCN’s RMSE is marginally lower</w:t>
+      </w:r>
+      <w:r>
+        <w:t xml:space="preserve"> </w:t>
+      </w:r>
+      <w:r>
+        <w:t xml:space="preserve">than ARIMA’s (2.750 vs 2.884), suggesting comparable absolute accuracy</w:t>
       </w:r>
       <w:r>
         <w:t xml:space="preserve"> </w:t>
@@ -7623,7 +8037,7 @@
       </w:r>
     </w:p>
     <w:bookmarkEnd w:id="27"/>
-    <w:bookmarkStart w:id="28" w:name="statistical-significance"/>
+    <w:bookmarkStart w:id="29" w:name="statistical-significance"/>
     <w:p>
       <w:pPr>
         <w:pStyle w:val="Heading2"/>
@@ -7667,7 +8081,19 @@
         <w:t xml:space="preserve"> </w:t>
       </w:r>
       <w:r>
-        <w:t xml:space="preserve">best non-graph comparator. Selected notable results:</w:t>
+        <w:t xml:space="preserve">best non-graph comparator.</w:t>
+      </w:r>
+      <w:r>
+        <w:rPr>
+          <w:rStyle w:val="FootnoteReference"/>
+        </w:rPr>
+        <w:footnoteReference w:id="28"/>
+      </w:r>
+      <w:r>
+        <w:t xml:space="preserve"> </w:t>
+      </w:r>
+      <w:r>
+        <w:t xml:space="preserve">Selected notable results:</w:t>
       </w:r>
     </w:p>
     <w:tbl>
@@ -8169,6 +8595,488 @@
         <w:t xml:space="preserve">or TCN at any horizon.</w:t>
       </w:r>
     </w:p>
+    <w:bookmarkEnd w:id="29"/>
+    <w:bookmarkStart w:id="48" w:name="diagnostic-figures"/>
+    <w:p>
+      <w:pPr>
+        <w:pStyle w:val="Heading2"/>
+      </w:pPr>
+      <w:r>
+        <w:t xml:space="preserve">5.5 Diagnostic Figures</w:t>
+      </w:r>
+    </w:p>
+    <w:p>
+      <w:pPr>
+        <w:pStyle w:val="FirstParagraph"/>
+      </w:pPr>
+      <w:r>
+        <w:drawing>
+          <wp:inline>
+            <wp:extent cx="5334000" cy="3200399"/>
+            <wp:effectExtent b="0" l="0" r="0" t="0"/>
+            <wp:docPr descr="Figure 1: Graph Variant MAE Heatmap." title="" id="31" name="Picture"/>
+            <a:graphic>
+              <a:graphicData uri="http://schemas.openxmlformats.org/drawingml/2006/picture">
+                <pic:pic>
+                  <pic:nvPicPr>
+                    <pic:cNvPr descr="../experiments/results/v2_1/manuscript/graph_variant_heatmap.png" id="32" name="Picture"/>
+                    <pic:cNvPicPr>
+                      <a:picLocks noChangeArrowheads="1" noChangeAspect="1"/>
+                    </pic:cNvPicPr>
+                  </pic:nvPicPr>
+                  <pic:blipFill>
+                    <a:blip r:embed="rId30"/>
+                    <a:stretch>
+                      <a:fillRect/>
+                    </a:stretch>
+                  </pic:blipFill>
+                  <pic:spPr bwMode="auto">
+                    <a:xfrm>
+                      <a:off x="0" y="0"/>
+                      <a:ext cx="5334000" cy="3200399"/>
+                    </a:xfrm>
+                    <a:prstGeom prst="rect">
+                      <a:avLst/>
+                    </a:prstGeom>
+                    <a:noFill/>
+                    <a:ln w="9525">
+                      <a:noFill/>
+                      <a:headEnd/>
+                      <a:tailEnd/>
+                    </a:ln>
+                  </pic:spPr>
+                </pic:pic>
+              </a:graphicData>
+            </a:graphic>
+          </wp:inline>
+        </w:drawing>
+      </w:r>
+      <w:r>
+        <w:t xml:space="preserve"> </w:t>
+      </w:r>
+      <w:r>
+        <w:rPr>
+          <w:i/>
+          <w:iCs/>
+        </w:rPr>
+        <w:t xml:space="preserve">Figure 1: Graph Variant MAE Heatmap. Mean Absolute Error (MAE) by model family and graph construction strategy across all three forecast horizons. Darker shading indicates lower (better) MAE. The identity (no-trade) graph consistently achieves the lowest MAE for both GNN families, demonstrating that trade-network topology provides no measurable accuracy gain.</w:t>
+      </w:r>
+    </w:p>
+    <w:p>
+      <w:pPr>
+        <w:pStyle w:val="BodyText"/>
+      </w:pPr>
+      <w:r>
+        <w:drawing>
+          <wp:inline>
+            <wp:extent cx="5334000" cy="2667000"/>
+            <wp:effectExtent b="0" l="0" r="0" t="0"/>
+            <wp:docPr descr="Figure 2: Forecast comparison (France, Seed 42, H=1)." title="" id="34" name="Picture"/>
+            <a:graphic>
+              <a:graphicData uri="http://schemas.openxmlformats.org/drawingml/2006/picture">
+                <pic:pic>
+                  <pic:nvPicPr>
+                    <pic:cNvPr descr="../experiments/results/v2_1/manuscript/forecast_comparison.png" id="35" name="Picture"/>
+                    <pic:cNvPicPr>
+                      <a:picLocks noChangeArrowheads="1" noChangeAspect="1"/>
+                    </pic:cNvPicPr>
+                  </pic:nvPicPr>
+                  <pic:blipFill>
+                    <a:blip r:embed="rId33"/>
+                    <a:stretch>
+                      <a:fillRect/>
+                    </a:stretch>
+                  </pic:blipFill>
+                  <pic:spPr bwMode="auto">
+                    <a:xfrm>
+                      <a:off x="0" y="0"/>
+                      <a:ext cx="5334000" cy="2667000"/>
+                    </a:xfrm>
+                    <a:prstGeom prst="rect">
+                      <a:avLst/>
+                    </a:prstGeom>
+                    <a:noFill/>
+                    <a:ln w="9525">
+                      <a:noFill/>
+                      <a:headEnd/>
+                      <a:tailEnd/>
+                    </a:ln>
+                  </pic:spPr>
+                </pic:pic>
+              </a:graphicData>
+            </a:graphic>
+          </wp:inline>
+        </w:drawing>
+      </w:r>
+      <w:r>
+        <w:t xml:space="preserve"> </w:t>
+      </w:r>
+      <w:r>
+        <w:rPr>
+          <w:i/>
+          <w:iCs/>
+        </w:rPr>
+        <w:t xml:space="preserve">Figure 2: Forecast comparison (France, Seed 42, H=1). Comparison of Temporal Graph (directed_trade variant) and ARIMA forecasts against actual CPI YoY inflation. The plot illustrates where the neural model deviates from classical baselines during inflation transition periods.</w:t>
+      </w:r>
+    </w:p>
+    <w:p>
+      <w:pPr>
+        <w:pStyle w:val="BodyText"/>
+      </w:pPr>
+      <w:r>
+        <w:drawing>
+          <wp:inline>
+            <wp:extent cx="5334000" cy="3200399"/>
+            <wp:effectExtent b="0" l="0" r="0" t="0"/>
+            <wp:docPr descr="Figure 3: Performance by Forecast Horizon." title="" id="37" name="Picture"/>
+            <a:graphic>
+              <a:graphicData uri="http://schemas.openxmlformats.org/drawingml/2006/picture">
+                <pic:pic>
+                  <pic:nvPicPr>
+                    <pic:cNvPr descr="../experiments/results/v2_1/manuscript/performance_by_horizon.png" id="38" name="Picture"/>
+                    <pic:cNvPicPr>
+                      <a:picLocks noChangeArrowheads="1" noChangeAspect="1"/>
+                    </pic:cNvPicPr>
+                  </pic:nvPicPr>
+                  <pic:blipFill>
+                    <a:blip r:embed="rId36"/>
+                    <a:stretch>
+                      <a:fillRect/>
+                    </a:stretch>
+                  </pic:blipFill>
+                  <pic:spPr bwMode="auto">
+                    <a:xfrm>
+                      <a:off x="0" y="0"/>
+                      <a:ext cx="5334000" cy="3200399"/>
+                    </a:xfrm>
+                    <a:prstGeom prst="rect">
+                      <a:avLst/>
+                    </a:prstGeom>
+                    <a:noFill/>
+                    <a:ln w="9525">
+                      <a:noFill/>
+                      <a:headEnd/>
+                      <a:tailEnd/>
+                    </a:ln>
+                  </pic:spPr>
+                </pic:pic>
+              </a:graphicData>
+            </a:graphic>
+          </wp:inline>
+        </w:drawing>
+      </w:r>
+      <w:r>
+        <w:t xml:space="preserve"> </w:t>
+      </w:r>
+      <w:r>
+        <w:rPr>
+          <w:i/>
+          <w:iCs/>
+        </w:rPr>
+        <w:t xml:space="preserve">Figure 3: Performance by Forecast Horizon. MAE and RMSE as a function of forecast horizon (</w:t>
+      </w:r>
+      <m:oMath>
+        <m:r>
+          <m:t>h</m:t>
+        </m:r>
+        <m:r>
+          <m:rPr>
+            <m:sty m:val="p"/>
+          </m:rPr>
+          <m:t>=</m:t>
+        </m:r>
+        <m:r>
+          <m:t>1</m:t>
+        </m:r>
+        <m:r>
+          <m:rPr>
+            <m:sty m:val="p"/>
+          </m:rPr>
+          <m:t>,</m:t>
+        </m:r>
+        <m:r>
+          <m:t>2</m:t>
+        </m:r>
+        <m:r>
+          <m:rPr>
+            <m:sty m:val="p"/>
+          </m:rPr>
+          <m:t>,</m:t>
+        </m:r>
+        <m:r>
+          <m:t>4</m:t>
+        </m:r>
+      </m:oMath>
+      <w:r>
+        <w:rPr>
+          <w:i/>
+          <w:iCs/>
+        </w:rPr>
+        <w:t xml:space="preserve"> </w:t>
+      </w:r>
+      <w:r>
+        <w:rPr>
+          <w:i/>
+          <w:iCs/>
+        </w:rPr>
+        <w:t xml:space="preserve">quarters) for all 12 model families. Error bars represent the inter-seed range across 20 random initialisations. The Temporal Graph model shows the largest improvement relative to ARIMA at</w:t>
+      </w:r>
+      <w:r>
+        <w:rPr>
+          <w:i/>
+          <w:iCs/>
+        </w:rPr>
+        <w:t xml:space="preserve"> </w:t>
+      </w:r>
+      <m:oMath>
+        <m:r>
+          <m:t>h</m:t>
+        </m:r>
+        <m:r>
+          <m:rPr>
+            <m:sty m:val="p"/>
+          </m:rPr>
+          <m:t>=</m:t>
+        </m:r>
+        <m:r>
+          <m:t>4</m:t>
+        </m:r>
+      </m:oMath>
+      <w:r>
+        <w:rPr>
+          <w:i/>
+          <w:iCs/>
+        </w:rPr>
+        <w:t xml:space="preserve">, while GCN leads at</w:t>
+      </w:r>
+      <w:r>
+        <w:rPr>
+          <w:i/>
+          <w:iCs/>
+        </w:rPr>
+        <w:t xml:space="preserve"> </w:t>
+      </w:r>
+      <m:oMath>
+        <m:r>
+          <m:t>h</m:t>
+        </m:r>
+        <m:r>
+          <m:rPr>
+            <m:sty m:val="p"/>
+          </m:rPr>
+          <m:t>=</m:t>
+        </m:r>
+        <m:r>
+          <m:t>1</m:t>
+        </m:r>
+      </m:oMath>
+      <w:r>
+        <w:rPr>
+          <w:i/>
+          <w:iCs/>
+        </w:rPr>
+        <w:t xml:space="preserve">.</w:t>
+      </w:r>
+    </w:p>
+    <w:p>
+      <w:pPr>
+        <w:pStyle w:val="BodyText"/>
+      </w:pPr>
+      <w:r>
+        <w:drawing>
+          <wp:inline>
+            <wp:extent cx="5334000" cy="2667000"/>
+            <wp:effectExtent b="0" l="0" r="0" t="0"/>
+            <wp:docPr descr="Figure 4: Forecast Error Distribution." title="" id="40" name="Picture"/>
+            <a:graphic>
+              <a:graphicData uri="http://schemas.openxmlformats.org/drawingml/2006/picture">
+                <pic:pic>
+                  <pic:nvPicPr>
+                    <pic:cNvPr descr="../experiments/results/v2_1/manuscript/error_distribution.png" id="41" name="Picture"/>
+                    <pic:cNvPicPr>
+                      <a:picLocks noChangeArrowheads="1" noChangeAspect="1"/>
+                    </pic:cNvPicPr>
+                  </pic:nvPicPr>
+                  <pic:blipFill>
+                    <a:blip r:embed="rId39"/>
+                    <a:stretch>
+                      <a:fillRect/>
+                    </a:stretch>
+                  </pic:blipFill>
+                  <pic:spPr bwMode="auto">
+                    <a:xfrm>
+                      <a:off x="0" y="0"/>
+                      <a:ext cx="5334000" cy="2667000"/>
+                    </a:xfrm>
+                    <a:prstGeom prst="rect">
+                      <a:avLst/>
+                    </a:prstGeom>
+                    <a:noFill/>
+                    <a:ln w="9525">
+                      <a:noFill/>
+                      <a:headEnd/>
+                      <a:tailEnd/>
+                    </a:ln>
+                  </pic:spPr>
+                </pic:pic>
+              </a:graphicData>
+            </a:graphic>
+          </wp:inline>
+        </w:drawing>
+      </w:r>
+      <w:r>
+        <w:t xml:space="preserve"> </w:t>
+      </w:r>
+      <w:r>
+        <w:rPr>
+          <w:i/>
+          <w:iCs/>
+        </w:rPr>
+        <w:t xml:space="preserve">Figure 4: Forecast Error Distribution. Box plots showing the distribution of forecast errors across all countries, quarters, and seeds for</w:t>
+      </w:r>
+      <w:r>
+        <w:rPr>
+          <w:i/>
+          <w:iCs/>
+        </w:rPr>
+        <w:t xml:space="preserve"> </w:t>
+      </w:r>
+      <m:oMath>
+        <m:r>
+          <m:t>h</m:t>
+        </m:r>
+        <m:r>
+          <m:rPr>
+            <m:sty m:val="p"/>
+          </m:rPr>
+          <m:t>=</m:t>
+        </m:r>
+        <m:r>
+          <m:t>1</m:t>
+        </m:r>
+      </m:oMath>
+      <w:r>
+        <w:rPr>
+          <w:i/>
+          <w:iCs/>
+        </w:rPr>
+        <w:t xml:space="preserve">. The plot highlights the presence of heavier tails and extreme prediction errors under classical VAR and MLP models compared to regularised and GNN architectures.</w:t>
+      </w:r>
+    </w:p>
+    <w:p>
+      <w:pPr>
+        <w:pStyle w:val="BodyText"/>
+      </w:pPr>
+      <w:r>
+        <w:drawing>
+          <wp:inline>
+            <wp:extent cx="5334000" cy="5334000"/>
+            <wp:effectExtent b="0" l="0" r="0" t="0"/>
+            <wp:docPr descr="Figure 5: Calibration Reliability Diagram." title="" id="43" name="Picture"/>
+            <a:graphic>
+              <a:graphicData uri="http://schemas.openxmlformats.org/drawingml/2006/picture">
+                <pic:pic>
+                  <pic:nvPicPr>
+                    <pic:cNvPr descr="../experiments/results/v2_1/manuscript/calibration_reliability.png" id="44" name="Picture"/>
+                    <pic:cNvPicPr>
+                      <a:picLocks noChangeArrowheads="1" noChangeAspect="1"/>
+                    </pic:cNvPicPr>
+                  </pic:nvPicPr>
+                  <pic:blipFill>
+                    <a:blip r:embed="rId42"/>
+                    <a:stretch>
+                      <a:fillRect/>
+                    </a:stretch>
+                  </pic:blipFill>
+                  <pic:spPr bwMode="auto">
+                    <a:xfrm>
+                      <a:off x="0" y="0"/>
+                      <a:ext cx="5334000" cy="5334000"/>
+                    </a:xfrm>
+                    <a:prstGeom prst="rect">
+                      <a:avLst/>
+                    </a:prstGeom>
+                    <a:noFill/>
+                    <a:ln w="9525">
+                      <a:noFill/>
+                      <a:headEnd/>
+                      <a:tailEnd/>
+                    </a:ln>
+                  </pic:spPr>
+                </pic:pic>
+              </a:graphicData>
+            </a:graphic>
+          </wp:inline>
+        </w:drawing>
+      </w:r>
+      <w:r>
+        <w:t xml:space="preserve"> </w:t>
+      </w:r>
+      <w:r>
+        <w:rPr>
+          <w:i/>
+          <w:iCs/>
+        </w:rPr>
+        <w:t xml:space="preserve">Figure 5: Calibration Reliability Diagram. Nominal vs. empirical coverage for nominal confidence levels of 80% and 95%. Points below the diagonal indicate systematic overconfidence (empirical coverage understates nominal risk).</w:t>
+      </w:r>
+    </w:p>
+    <w:p>
+      <w:pPr>
+        <w:pStyle w:val="BodyText"/>
+      </w:pPr>
+      <w:r>
+        <w:drawing>
+          <wp:inline>
+            <wp:extent cx="5334000" cy="3200399"/>
+            <wp:effectExtent b="0" l="0" r="0" t="0"/>
+            <wp:docPr descr="Figure 6: Prediction Interval Coverage." title="" id="46" name="Picture"/>
+            <a:graphic>
+              <a:graphicData uri="http://schemas.openxmlformats.org/drawingml/2006/picture">
+                <pic:pic>
+                  <pic:nvPicPr>
+                    <pic:cNvPr descr="../experiments/results/v2_1/manuscript/prediction_interval_coverage.png" id="47" name="Picture"/>
+                    <pic:cNvPicPr>
+                      <a:picLocks noChangeArrowheads="1" noChangeAspect="1"/>
+                    </pic:cNvPicPr>
+                  </pic:nvPicPr>
+                  <pic:blipFill>
+                    <a:blip r:embed="rId45"/>
+                    <a:stretch>
+                      <a:fillRect/>
+                    </a:stretch>
+                  </pic:blipFill>
+                  <pic:spPr bwMode="auto">
+                    <a:xfrm>
+                      <a:off x="0" y="0"/>
+                      <a:ext cx="5334000" cy="3200399"/>
+                    </a:xfrm>
+                    <a:prstGeom prst="rect">
+                      <a:avLst/>
+                    </a:prstGeom>
+                    <a:noFill/>
+                    <a:ln w="9525">
+                      <a:noFill/>
+                      <a:headEnd/>
+                      <a:tailEnd/>
+                    </a:ln>
+                  </pic:spPr>
+                </pic:pic>
+              </a:graphicData>
+            </a:graphic>
+          </wp:inline>
+        </w:drawing>
+      </w:r>
+      <w:r>
+        <w:t xml:space="preserve"> </w:t>
+      </w:r>
+      <w:r>
+        <w:rPr>
+          <w:i/>
+          <w:iCs/>
+        </w:rPr>
+        <w:t xml:space="preserve">Figure 6: Prediction Interval Coverage. Empirical coverage fraction of 80% (lower bar) and 95% (upper bar) prediction intervals by model. The dashed lines represent nominal targets (0.80 and 0.95). Every model fails to meet the nominal targets, with GNNs achieving 50–58% coverage for 80% intervals.</w:t>
+      </w:r>
+    </w:p>
     <w:p>
       <w:r>
         <w:pict>
@@ -8176,9 +9084,9 @@
         </w:pict>
       </w:r>
     </w:p>
-    <w:bookmarkEnd w:id="28"/>
-    <w:bookmarkEnd w:id="29"/>
-    <w:bookmarkStart w:id="34" w:name="discussion"/>
+    <w:bookmarkEnd w:id="48"/>
+    <w:bookmarkEnd w:id="49"/>
+    <w:bookmarkStart w:id="55" w:name="discussion"/>
     <w:p>
       <w:pPr>
         <w:pStyle w:val="Heading1"/>
@@ -8187,7 +9095,7 @@
         <w:t xml:space="preserve">6. Discussion</w:t>
       </w:r>
     </w:p>
-    <w:bookmarkStart w:id="30" w:name="the-identity-graph-result"/>
+    <w:bookmarkStart w:id="50" w:name="the-identity-graph-result"/>
     <w:p>
       <w:pPr>
         <w:pStyle w:val="Heading2"/>
@@ -8368,14 +9276,14 @@
         <w:t xml:space="preserve">topology as an explanation for performance differences.</w:t>
       </w:r>
     </w:p>
-    <w:bookmarkEnd w:id="30"/>
-    <w:bookmarkStart w:id="31" w:name="horizon-dependence"/>
+    <w:bookmarkEnd w:id="50"/>
+    <w:bookmarkStart w:id="51" w:name="Xa006c1aaaf80d22ff0dbe76f192ef47ec869258"/>
     <w:p>
       <w:pPr>
         <w:pStyle w:val="Heading2"/>
       </w:pPr>
       <w:r>
-        <w:t xml:space="preserve">6.2 Horizon Dependence</w:t>
+        <w:t xml:space="preserve">6.2 Why Do Trade Graphs Fail? (Economic Intuition)</w:t>
       </w:r>
     </w:p>
     <w:p>
@@ -8383,6 +9291,24 @@
         <w:pStyle w:val="FirstParagraph"/>
       </w:pPr>
       <w:r>
+        <w:t xml:space="preserve">Beyond architectural explanations, economic intuition sheds light on why bilateral trade graphs fail to improve inflation forecasts at quarterly horizons. One explanation is that quarterly CPI aggregation smooths high-frequency trade shocks that occur at monthly or weekly frequencies. Furthermore, bilateral trade volumes do not directly measure price pass-through elasticity; a country may import heavily from a low-inflation partner, diluting the network effect. Finally, global supply chain disruptions (e.g., COVID-19) are likely captured better by temporal attention mechanisms than by static annual trade topology.</w:t>
+      </w:r>
+    </w:p>
+    <w:bookmarkEnd w:id="51"/>
+    <w:bookmarkStart w:id="52" w:name="horizon-dependence"/>
+    <w:p>
+      <w:pPr>
+        <w:pStyle w:val="Heading2"/>
+      </w:pPr>
+      <w:r>
+        <w:t xml:space="preserve">6.3 Horizon Dependence</w:t>
+      </w:r>
+    </w:p>
+    <w:p>
+      <w:pPr>
+        <w:pStyle w:val="FirstParagraph"/>
+      </w:pPr>
+      <w:r>
         <w:t xml:space="preserve">The Temporal Graph’s advantage over comparators grows with horizon: the MAE</w:t>
       </w:r>
       <w:r>
@@ -8428,14 +9354,14 @@
         <w:t xml:space="preserve">over linear models accumulate primarily at longer horizons.</w:t>
       </w:r>
     </w:p>
-    <w:bookmarkEnd w:id="31"/>
-    <w:bookmarkStart w:id="32" w:name="statistical-robustness"/>
+    <w:bookmarkEnd w:id="52"/>
+    <w:bookmarkStart w:id="53" w:name="statistical-robustness"/>
     <w:p>
       <w:pPr>
         <w:pStyle w:val="Heading2"/>
       </w:pPr>
       <w:r>
-        <w:t xml:space="preserve">6.3 Statistical Robustness</w:t>
+        <w:t xml:space="preserve">6.4 Statistical Robustness</w:t>
       </w:r>
     </w:p>
     <w:p>
@@ -8515,14 +9441,14 @@
         <w:t xml:space="preserve">can be substantially misleading.</w:t>
       </w:r>
     </w:p>
-    <w:bookmarkEnd w:id="32"/>
-    <w:bookmarkStart w:id="33" w:name="limitations"/>
+    <w:bookmarkEnd w:id="53"/>
+    <w:bookmarkStart w:id="54" w:name="limitations"/>
     <w:p>
       <w:pPr>
         <w:pStyle w:val="Heading2"/>
       </w:pPr>
       <w:r>
-        <w:t xml:space="preserve">6.4 Limitations</w:t>
+        <w:t xml:space="preserve">6.5 Limitations</w:t>
       </w:r>
     </w:p>
     <w:p>
@@ -8663,25 +9589,7 @@
         <w:t xml:space="preserve"> </w:t>
       </w:r>
       <w:r>
-        <w:t xml:space="preserve">Models use revised, not real-time, data. Revised data</w:t>
-      </w:r>
-      <w:r>
-        <w:t xml:space="preserve"> </w:t>
-      </w:r>
-      <w:r>
-        <w:t xml:space="preserve">reflects ex-post statistical corrections unavailable to actual forecasters,</w:t>
-      </w:r>
-      <w:r>
-        <w:t xml:space="preserve"> </w:t>
-      </w:r>
-      <w:r>
-        <w:t xml:space="preserve">which may overstate out-of-sample accuracy relative to a genuine real-time</w:t>
-      </w:r>
-      <w:r>
-        <w:t xml:space="preserve"> </w:t>
-      </w:r>
-      <w:r>
-        <w:t xml:space="preserve">environment.</w:t>
+        <w:t xml:space="preserve">We use revised current-release data snapshots rather than real-time historical vintages. This represents an upper-bound benchmark; true real-time performance may be worse. Revised data reflects ex-post statistical corrections unavailable to actual forecasters, which may overstate out-of-sample accuracy relative to a genuine real-time environment.</w:t>
       </w:r>
     </w:p>
     <w:p>
@@ -8757,15 +9665,36 @@
       </w:r>
     </w:p>
     <w:p>
+      <w:pPr>
+        <w:numPr>
+          <w:ilvl w:val="0"/>
+          <w:numId w:val="1007"/>
+        </w:numPr>
+      </w:pPr>
+      <w:r>
+        <w:rPr>
+          <w:b/>
+          <w:bCs/>
+        </w:rPr>
+        <w:t xml:space="preserve">Prediction interval calibration shortfall.</w:t>
+      </w:r>
+      <w:r>
+        <w:t xml:space="preserve"> </w:t>
+      </w:r>
+      <w:r>
+        <w:t xml:space="preserve">Across all models, the empirical coverage of the 80% prediction intervals is systematically low, ranging between 50% and 58%. This undercoverage is a consequence of the short initial training window (14 quarters) and the bootstrap-based uncertainty estimation which understates prediction variance during shock periods. Future work should incorporate conformal prediction methods to guarantee nominal coverage.</w:t>
+      </w:r>
+    </w:p>
+    <w:p>
       <w:r>
         <w:pict>
           <v:rect style="width:0;height:1.5pt" o:hralign="center" o:hrstd="t" o:hr="t"/>
         </w:pict>
       </w:r>
     </w:p>
-    <w:bookmarkEnd w:id="33"/>
-    <w:bookmarkEnd w:id="34"/>
-    <w:bookmarkStart w:id="35" w:name="conclusion"/>
+    <w:bookmarkEnd w:id="54"/>
+    <w:bookmarkEnd w:id="55"/>
+    <w:bookmarkStart w:id="56" w:name="conclusion"/>
     <w:p>
       <w:pPr>
         <w:pStyle w:val="Heading1"/>
@@ -8967,8 +9896,8 @@
         </w:pict>
       </w:r>
     </w:p>
-    <w:bookmarkEnd w:id="35"/>
-    <w:bookmarkStart w:id="38" w:name="data-availability"/>
+    <w:bookmarkEnd w:id="56"/>
+    <w:bookmarkStart w:id="59" w:name="data-availability"/>
     <w:p>
       <w:pPr>
         <w:pStyle w:val="Heading1"/>
@@ -9079,7 +10008,7 @@
       <w:r>
         <w:t xml:space="preserve"> </w:t>
       </w:r>
-      <w:hyperlink r:id="rId36">
+      <w:hyperlink r:id="rId57">
         <w:r>
           <w:rPr>
             <w:rStyle w:val="Hyperlink"/>
@@ -9102,7 +10031,7 @@
       <w:r>
         <w:t xml:space="preserve"> </w:t>
       </w:r>
-      <w:hyperlink r:id="rId37">
+      <w:hyperlink r:id="rId58">
         <w:r>
           <w:rPr>
             <w:rStyle w:val="Hyperlink"/>
@@ -9146,8 +10075,8 @@
         <w:t xml:space="preserve">approximately 12 hours on Apple Silicon M-series; longer on CPU-only hardware).</w:t>
       </w:r>
     </w:p>
-    <w:bookmarkEnd w:id="38"/>
-    <w:bookmarkStart w:id="39" w:name="code-availability"/>
+    <w:bookmarkEnd w:id="59"/>
+    <w:bookmarkStart w:id="60" w:name="code-availability"/>
     <w:p>
       <w:pPr>
         <w:pStyle w:val="Heading1"/>
@@ -9166,7 +10095,7 @@
       <w:r>
         <w:t xml:space="preserve"> </w:t>
       </w:r>
-      <w:hyperlink r:id="rId36">
+      <w:hyperlink r:id="rId57">
         <w:r>
           <w:rPr>
             <w:rStyle w:val="Hyperlink"/>
@@ -9195,8 +10124,8 @@
         <w:t xml:space="preserve">and SHA256-verified frozen results.</w:t>
       </w:r>
     </w:p>
-    <w:bookmarkEnd w:id="39"/>
-    <w:bookmarkStart w:id="40" w:name="conflict-of-interest"/>
+    <w:bookmarkEnd w:id="60"/>
+    <w:bookmarkStart w:id="61" w:name="conflict-of-interest"/>
     <w:p>
       <w:pPr>
         <w:pStyle w:val="Heading1"/>
@@ -9213,8 +10142,8 @@
         <w:t xml:space="preserve">The author declares no conflicts of interest.</w:t>
       </w:r>
     </w:p>
-    <w:bookmarkEnd w:id="40"/>
-    <w:bookmarkStart w:id="41" w:name="funding"/>
+    <w:bookmarkEnd w:id="61"/>
+    <w:bookmarkStart w:id="62" w:name="funding"/>
     <w:p>
       <w:pPr>
         <w:pStyle w:val="Heading1"/>
@@ -9231,8 +10160,8 @@
         <w:t xml:space="preserve">This research received no external funding.</w:t>
       </w:r>
     </w:p>
-    <w:bookmarkEnd w:id="41"/>
-    <w:bookmarkStart w:id="42" w:name="acknowledgements"/>
+    <w:bookmarkEnd w:id="62"/>
+    <w:bookmarkStart w:id="63" w:name="acknowledgements"/>
     <w:p>
       <w:pPr>
         <w:pStyle w:val="Heading1"/>
@@ -9268,8 +10197,8 @@
         </w:pict>
       </w:r>
     </w:p>
-    <w:bookmarkEnd w:id="42"/>
-    <w:bookmarkStart w:id="43" w:name="references"/>
+    <w:bookmarkEnd w:id="63"/>
+    <w:bookmarkStart w:id="64" w:name="references"/>
     <w:p>
       <w:pPr>
         <w:pStyle w:val="Heading1"/>
@@ -9979,7 +10908,7 @@
         <w:t xml:space="preserve">, 2847–2856.</w:t>
       </w:r>
     </w:p>
-    <w:bookmarkEnd w:id="43"/>
+    <w:bookmarkEnd w:id="64"/>
     <w:sectPr>
       <w:footnotePr>
         <w:numRestart w:val="eachSect"/>
@@ -10006,6 +10935,31 @@
     <w:p>
       <w:r>
         <w:separator/>
+      </w:r>
+    </w:p>
+  </w:footnote>
+  <w:footnote w:id="28">
+    <w:p>
+      <w:pPr>
+        <w:pStyle w:val="FootnoteText"/>
+      </w:pPr>
+      <w:r>
+        <w:rPr>
+          <w:rStyle w:val="FootnoteReference"/>
+        </w:rPr>
+        <w:footnoteRef/>
+      </w:r>
+      <w:r>
+        <w:t xml:space="preserve"> </w:t>
+      </w:r>
+      <w:r>
+        <w:t xml:space="preserve">A transient MergeError (</w:t>
+      </w:r>
+      <w:r>
+        <w:t xml:space="preserve">“Merge keys are not unique in right dataset”</w:t>
+      </w:r>
+      <w:r>
+        <w:t xml:space="preserve">) occurred in the initial execution log at the 2017Q1 origin during statistical evaluation. This did not affect the final completed benchmark forecasts or point metrics, which were verified as complete and validated against the pre-specified schemas.</w:t>
       </w:r>
     </w:p>
   </w:footnote>

--- a/paper/manuscript.docx
+++ b/paper/manuscript.docx
@@ -82,7 +82,7 @@
         </m:r>
       </m:oMath>
       <w:r>
-        <w:t xml:space="preserve">), GNNs using the identity graph consistently achieve lower point-forecast error than any trade-based variant, and no trade-graph model achieves majority-seed significance against formally estimated parametric baselines, assessed using formal statistical testing with multiple-seed reproducibility confirmation. These findings suggest that temporal recurrence, rather than trade-network topology, is the more plausible source of any GNN forecast gains within this design — though the absence of architecture-specific tuning means this cannot be fully isolated. For the forecasting community, this negative result establishes that spatial or network-based models should not be assumed to capture meaningful economic spillovers without passing an identity-graph ablation control. This highlights the risk of over-parameterisation in network-based macroeconomic forecasting and underscores the need for rigorous architectural controls.</w:t>
+        <w:t xml:space="preserve">), GNNs using the identity graph consistently achieve lower point-forecast error than any trade-based variant, and no trade-graph model achieves majority-seed significance against formally estimated parametric baselines, assessed using formal statistical testing with multiple-seed reproducibility confirmation. This pattern is consistent with the hypothesis that temporal recurrence, rather than trade-network topology, is the primary source of any GNN forecast gains within this design — though because hyperparameters are held uniform across architectures, this remains an associational interpretation rather than a proven causal identification. For macroeconomic forecasters, this negative result demonstrates the necessity of identity-graph controls when evaluating spatial GNNs, highlighting the risk of assuming network spillovers without controlling for graph-agnostic architectural capacity.</w:t>
       </w:r>
     </w:p>
     <w:p>
@@ -1119,7 +1119,7 @@
         <w:t xml:space="preserve"> </w:t>
       </w:r>
       <w:r>
-        <w:t xml:space="preserve">Pesaran, Schuermann, and Weiner (2004) introduce a multinational VAR in which each country model is linked to a trade-weighted foreign aggregate, directly encoding bilateral trade-intensity as a structural prior. GVAR is the natural classical predecessor to GNN-based bilateral-trade forecasting: it operationalises the same economic intuition — that inflation co-movement tracks trade intensity — in a linear, statistically tractable framework.</w:t>
+        <w:t xml:space="preserve">Pesaran, Schuermann, and Weiner (2004) introduce a multinational VAR in which each country model is linked to a trade-weighted foreign aggregate, directly encoding bilateral trade-intensity as a structural prior. GVAR is the natural classical predecessor to GNN-based bilateral-trade forecasting: it operationalises the same economic intuition — that inflation co-movement tracks trade intensity — in a linear, statistically tractable framework. While full GVAR estimation with trade-weighted foreign aggregates serves as a standard spatial macro baseline, in our minimal 4-variable covariate setting, the Dynamic Factor Model (DFM) and Minnesota-prior Bayesian VAR (BVAR) fulfill the equivalent benchmark role.</w:t>
       </w:r>
     </w:p>
     <w:p>
@@ -1155,7 +1155,7 @@
         <w:t xml:space="preserve"> </w:t>
       </w:r>
       <w:r>
-        <w:t xml:space="preserve">Stock and Watson (2002) and Forni, Hallin, Lippi, and Reichlin (2000) show that a small number of common factors can capture the bulk of cross-country inflation co-movement. Factor models effectively impose the assumption that spillovers are symmetric and driven by global shocks rather than bilateral linkages. The present benchmark includes a Dynamic Factor Model (one common factor) precisely as a non-network cross-country comparator: any GNN gain over the DFM would suggest that bilateral network structure adds value beyond simple common-factor co-movement (see §4.2).</w:t>
+        <w:t xml:space="preserve">Stock and Watson (2002) and Forni, Hallin, Lippi, and Reichlin (2000) show that a small number of common factors can capture the bulk of cross-country inflation co-movement. Factor models effectively impose the assumption that spillovers are symmetric and driven by global shocks rather than bilateral linkages. The present benchmark includes a Dynamic Factor Model (one common factor) alongside a Minnesota-prior BVAR precisely as non-network cross-country comparators: any GNN gain over the DFM or BVAR would suggest that bilateral network structure adds value beyond simple common-factor co-movement or regularised multivariate dynamics (see §4.2).</w:t>
       </w:r>
     </w:p>
     <w:p>
@@ -1937,7 +1937,7 @@
         <w:t xml:space="preserve"> </w:t>
       </w:r>
       <w:r>
-        <w:t xml:space="preserve">by one quarter. This design aligns with the information constraints of a</w:t>
+        <w:t xml:space="preserve">by one quarter. As the evaluation progresses through the 35-quarter test period (2017Q1–2025Q3), the training window expands from 14 quarters initially to 45 quarters at the final test origin (and up to 57 quarters total over the full sample). This design aligns with the information constraints of a</w:t>
       </w:r>
       <w:r>
         <w:t xml:space="preserve"> </w:t>
@@ -1975,13 +1975,13 @@
         <w:t xml:space="preserve"> </w:t>
       </w:r>
       <w:r>
-        <w:t xml:space="preserve">systematically undertrained. This structural asymmetry is acknowledged</w:t>
-      </w:r>
-      <w:r>
-        <w:t xml:space="preserve"> </w:t>
-      </w:r>
-      <w:r>
-        <w:t xml:space="preserve">explicitly in the limitations (Section 6.4).</w:t>
+        <w:t xml:space="preserve">systematically undertrained. Parameter estimation instability in short initial macro windows is an inherent trade-off in macroeconomic panels with post-2011 sample boundaries. This structural constraint is acknowledged</w:t>
+      </w:r>
+      <w:r>
+        <w:t xml:space="preserve"> </w:t>
+      </w:r>
+      <w:r>
+        <w:t xml:space="preserve">explicitly in the limitations (Section 6.5).</w:t>
       </w:r>
     </w:p>
     <w:bookmarkEnd w:id="18"/>
@@ -8635,25 +8635,7 @@
         <w:t xml:space="preserve"> </w:t>
       </w:r>
       <w:r>
-        <w:t xml:space="preserve">level for all models (target 0.80; observed 0.50–0.58), consistent with</w:t>
-      </w:r>
-      <w:r>
-        <w:t xml:space="preserve"> </w:t>
-      </w:r>
-      <w:r>
-        <w:t xml:space="preserve">the short panel and bootstrap-based interval construction typical for</w:t>
-      </w:r>
-      <w:r>
-        <w:t xml:space="preserve"> </w:t>
-      </w:r>
-      <w:r>
-        <w:t xml:space="preserve">neural network ensembles in this setting. Calibration improvements</w:t>
-      </w:r>
-      <w:r>
-        <w:t xml:space="preserve"> </w:t>
-      </w:r>
-      <w:r>
-        <w:t xml:space="preserve">represent a clear avenue for future work.</w:t>
+        <w:t xml:space="preserve">level for all models (target 0.80; observed 0.50–0.58), reflecting systemic post-2020 macroeconomic volatility and under-estimation of tail risk across all 13 model families rather than a failure specific to GNN architectures. In short macro panels evaluated across unprecedented pandemic and energy shock regimes, bootstrap-based prediction intervals built on historical residual variance systematically understate out-of-sample prediction uncertainty. Calibration improvements represent a clear avenue for future work.</w:t>
       </w:r>
     </w:p>
     <w:bookmarkEnd w:id="26"/>
@@ -11673,19 +11655,13 @@
         <w:pStyle w:val="FirstParagraph"/>
       </w:pPr>
       <w:r>
-        <w:t xml:space="preserve">These findings carry methodological implications: identity-graph</w:t>
-      </w:r>
-      <w:r>
-        <w:t xml:space="preserve"> </w:t>
-      </w:r>
-      <w:r>
-        <w:t xml:space="preserve">ablation should be a standard requirement in GNN macroeconomic</w:t>
-      </w:r>
-      <w:r>
-        <w:t xml:space="preserve"> </w:t>
-      </w:r>
-      <w:r>
-        <w:t xml:space="preserve">forecasting papers; multi-seed reporting should replace single-seed</w:t>
+        <w:t xml:space="preserve">These findings carry practical implications for macroeconomic forecasters: identity-graph</w:t>
+      </w:r>
+      <w:r>
+        <w:t xml:space="preserve"> </w:t>
+      </w:r>
+      <w:r>
+        <w:t xml:space="preserve">ablation should be a standard requirement when evaluating spatial GNNs; multi-seed reporting should replace single-seed</w:t>
       </w:r>
       <w:r>
         <w:t xml:space="preserve"> </w:t>

--- a/paper/manuscript.docx
+++ b/paper/manuscript.docx
@@ -6077,7 +6077,7 @@
           <w:i/>
           <w:iCs/>
         </w:rPr>
-        <w:t xml:space="preserve">are reported in Table 4.</w:t>
+        <w:t xml:space="preserve">are reported in Table 5.</w:t>
       </w:r>
     </w:p>
     <w:p>

--- a/paper/manuscript.docx
+++ b/paper/manuscript.docx
@@ -10796,7 +10796,7 @@
         <w:t xml:space="preserve"> </w:t>
       </w:r>
       <w:r>
-        <w:t xml:space="preserve">quarters) for all 12</w:t>
+        <w:t xml:space="preserve">quarters) for all 13</w:t>
       </w:r>
       <w:r>
         <w:t xml:space="preserve"> </w:t>
@@ -10826,7 +10826,7 @@
         <w:t xml:space="preserve"> = 4</w:t>
       </w:r>
       <w:r>
-        <w:t xml:space="preserve">, while GCN leads at</w:t>
+        <w:t xml:space="preserve">, while GCN leads among GNN architectures at</w:t>
       </w:r>
       <w:r>
         <w:t xml:space="preserve"> </w:t>
@@ -10838,7 +10838,10 @@
         <w:t xml:space="preserve"> = 1</w:t>
       </w:r>
       <w:r>
-        <w:t xml:space="preserve">.</w:t>
+        <w:t xml:space="preserve"> </w:t>
+      </w:r>
+      <w:r>
+        <w:t xml:space="preserve">(narrowly behind overall benchmark leader ARIMA).</w:t>
       </w:r>
     </w:p>
     <w:p>
